--- a/7 семестр/ИСИС/ЛР 4/ИСИС ЛР 4.docx
+++ b/7 семестр/ИСИС/ЛР 4/ИСИС ЛР 4.docx
@@ -153,6 +153,24 @@
       </w:pPr>
       <w:r>
         <w:t>ИССЛЕДОВАНИЕ СПОСОБОВ КОНФИГУРАЦИИ СПИСКОВ КОНТРОЛЯ ДОСТУПА В ЛОКАЛЬНЫХ КОМПЬЮТЕРНЫХ СЕТЯХ</w:t>
+      </w:r>
+    </w:p>
+    <w:p>
+      <w:pPr>
+        <w:ind w:firstLine="0"/>
+        <w:jc w:val="center"/>
+      </w:pPr>
+      <w:r>
+        <w:t xml:space="preserve">по дисциплине </w:t>
+      </w:r>
+    </w:p>
+    <w:p>
+      <w:pPr>
+        <w:ind w:firstLine="0"/>
+        <w:jc w:val="center"/>
+      </w:pPr>
+      <w:r>
+        <w:t>«Инфокоммуникационные системы и сети»</w:t>
       </w:r>
     </w:p>
     <w:p>
@@ -315,18 +333,6 @@
         <w:ind w:firstLine="0"/>
         <w:jc w:val="right"/>
       </w:pPr>
-      <w:r>
-        <w:t>Чернега</w:t>
-      </w:r>
-      <w:r>
-        <w:t xml:space="preserve"> В.</w:t>
-      </w:r>
-      <w:r>
-        <w:t xml:space="preserve"> </w:t>
-      </w:r>
-      <w:r>
-        <w:t>С</w:t>
-      </w:r>
       <w:r>
         <w:t>.</w:t>
       </w:r>
@@ -418,12 +424,6 @@
     <w:p>
       <w:pPr>
         <w:ind w:firstLine="0"/>
-        <w:jc w:val="center"/>
-      </w:pPr>
-    </w:p>
-    <w:p>
-      <w:pPr>
-        <w:ind w:firstLine="0"/>
       </w:pPr>
     </w:p>
     <w:p>
@@ -507,7 +507,7 @@
         <w:ind w:hanging="578"/>
       </w:pPr>
       <w:r>
-        <w:t xml:space="preserve"> </w:t>
+        <w:t>Изучить теоретический материал, относящийся к составлению и применению списков доступа</w:t>
       </w:r>
       <w:r>
         <w:t>;</w:t>
@@ -523,17 +523,270 @@
         <w:ind w:hanging="578"/>
       </w:pPr>
       <w:r>
+        <w:t xml:space="preserve">Создать в рабочем окне Packet </w:t>
+      </w:r>
+      <w:proofErr w:type="spellStart"/>
+      <w:r>
+        <w:t>Tracer</w:t>
+      </w:r>
+      <w:proofErr w:type="spellEnd"/>
+      <w:r>
+        <w:t xml:space="preserve"> схему сети, изображенную на рисунке 2.1</w:t>
+      </w:r>
+      <w:r>
         <w:t>;</w:t>
       </w:r>
     </w:p>
     <w:p/>
     <w:p>
       <w:pPr>
-        <w:spacing w:after="200" w:line="276" w:lineRule="auto"/>
         <w:ind w:firstLine="0"/>
         <w:jc w:val="center"/>
-      </w:pPr>
-    </w:p>
+        <w:rPr>
+          <w:lang w:val="en-US"/>
+        </w:rPr>
+      </w:pPr>
+      <w:r>
+        <w:rPr>
+          <w:noProof/>
+          <w:lang w:val="en-US"/>
+        </w:rPr>
+        <w:drawing>
+          <wp:inline distT="0" distB="0" distL="0" distR="0" wp14:anchorId="1D0D990F" wp14:editId="5A4F5939">
+            <wp:extent cx="3168650" cy="2501900"/>
+            <wp:effectExtent l="0" t="0" r="0" b="0"/>
+            <wp:docPr id="1174447858" name="Рисунок 1"/>
+            <wp:cNvGraphicFramePr>
+              <a:graphicFrameLocks xmlns:a="http://schemas.openxmlformats.org/drawingml/2006/main" noChangeAspect="1"/>
+            </wp:cNvGraphicFramePr>
+            <a:graphic xmlns:a="http://schemas.openxmlformats.org/drawingml/2006/main">
+              <a:graphicData uri="http://schemas.openxmlformats.org/drawingml/2006/picture">
+                <pic:pic xmlns:pic="http://schemas.openxmlformats.org/drawingml/2006/picture">
+                  <pic:nvPicPr>
+                    <pic:cNvPr id="0" name="Picture 1"/>
+                    <pic:cNvPicPr>
+                      <a:picLocks noChangeAspect="1" noChangeArrowheads="1"/>
+                    </pic:cNvPicPr>
+                  </pic:nvPicPr>
+                  <pic:blipFill>
+                    <a:blip r:embed="rId8">
+                      <a:extLst>
+                        <a:ext uri="{28A0092B-C50C-407E-A947-70E740481C1C}">
+                          <a14:useLocalDpi xmlns:a14="http://schemas.microsoft.com/office/drawing/2010/main" val="0"/>
+                        </a:ext>
+                      </a:extLst>
+                    </a:blip>
+                    <a:srcRect/>
+                    <a:stretch>
+                      <a:fillRect/>
+                    </a:stretch>
+                  </pic:blipFill>
+                  <pic:spPr bwMode="auto">
+                    <a:xfrm>
+                      <a:off x="0" y="0"/>
+                      <a:ext cx="3168650" cy="2501900"/>
+                    </a:xfrm>
+                    <a:prstGeom prst="rect">
+                      <a:avLst/>
+                    </a:prstGeom>
+                    <a:noFill/>
+                    <a:ln>
+                      <a:noFill/>
+                    </a:ln>
+                  </pic:spPr>
+                </pic:pic>
+              </a:graphicData>
+            </a:graphic>
+          </wp:inline>
+        </w:drawing>
+      </w:r>
+    </w:p>
+    <w:p>
+      <w:pPr>
+        <w:ind w:firstLine="0"/>
+        <w:jc w:val="center"/>
+      </w:pPr>
+      <w:r>
+        <w:t xml:space="preserve">Рисунок 2.1 </w:t>
+      </w:r>
+      <w:r>
+        <w:sym w:font="Symbol" w:char="F02D"/>
+      </w:r>
+      <w:r>
+        <w:t xml:space="preserve"> </w:t>
+      </w:r>
+      <w:r>
+        <w:t>Схема исследуемой компьютерной сети</w:t>
+      </w:r>
+    </w:p>
+    <w:p/>
+    <w:p>
+      <w:pPr>
+        <w:pStyle w:val="aa"/>
+        <w:numPr>
+          <w:ilvl w:val="0"/>
+          <w:numId w:val="29"/>
+        </w:numPr>
+        <w:ind w:hanging="578"/>
+      </w:pPr>
+      <w:r>
+        <w:t xml:space="preserve">Сконфигурировать коммутатор таким образом, чтобы компьютер администратора </w:t>
+      </w:r>
+      <w:r>
+        <w:rPr>
+          <w:lang w:val="en-US"/>
+        </w:rPr>
+        <w:t>c</w:t>
+      </w:r>
+      <w:r>
+        <w:t xml:space="preserve"> адресом 172.16.0.100 находился в </w:t>
+      </w:r>
+      <w:proofErr w:type="spellStart"/>
+      <w:r>
+        <w:rPr>
+          <w:lang w:val="en-US"/>
+        </w:rPr>
+        <w:t>vlan</w:t>
+      </w:r>
+      <w:proofErr w:type="spellEnd"/>
+      <w:r>
+        <w:t xml:space="preserve"> 2, сервер с адресом 172.16.1.0/24 размещался в </w:t>
+      </w:r>
+      <w:proofErr w:type="spellStart"/>
+      <w:r>
+        <w:rPr>
+          <w:lang w:val="en-US"/>
+        </w:rPr>
+        <w:t>vlan</w:t>
+      </w:r>
+      <w:proofErr w:type="spellEnd"/>
+      <w:r>
+        <w:t xml:space="preserve"> 3, а рабочие станции </w:t>
+      </w:r>
+      <w:r>
+        <w:lastRenderedPageBreak/>
+        <w:t xml:space="preserve">представляли собой подсеть </w:t>
+      </w:r>
+      <w:proofErr w:type="spellStart"/>
+      <w:r>
+        <w:rPr>
+          <w:lang w:val="en-US"/>
+        </w:rPr>
+        <w:t>vlan</w:t>
+      </w:r>
+      <w:proofErr w:type="spellEnd"/>
+      <w:r>
+        <w:t xml:space="preserve"> 10 с адресом 172.16.2.0/24. Конфигурацию оборудования выполнить с командной строки</w:t>
+      </w:r>
+      <w:r>
+        <w:rPr>
+          <w:lang w:val="en-US"/>
+        </w:rPr>
+        <w:t>;</w:t>
+      </w:r>
+    </w:p>
+    <w:p>
+      <w:pPr>
+        <w:pStyle w:val="aa"/>
+        <w:numPr>
+          <w:ilvl w:val="0"/>
+          <w:numId w:val="29"/>
+        </w:numPr>
+        <w:ind w:hanging="578"/>
+      </w:pPr>
+      <w:r>
+        <w:t>Сконфигурировать оборудования таким образом, чтобы доступ к серверу имел только администратор;</w:t>
+      </w:r>
+    </w:p>
+    <w:p>
+      <w:pPr>
+        <w:pStyle w:val="aa"/>
+        <w:numPr>
+          <w:ilvl w:val="0"/>
+          <w:numId w:val="29"/>
+        </w:numPr>
+        <w:ind w:hanging="578"/>
+      </w:pPr>
+      <w:r>
+        <w:t>Проверить пут</w:t>
+      </w:r>
+      <w:r>
+        <w:t>ё</w:t>
+      </w:r>
+      <w:r>
+        <w:t>м пингования, что требования, изложенные в п.</w:t>
+      </w:r>
+      <w:r>
+        <w:t xml:space="preserve"> 2</w:t>
+      </w:r>
+      <w:r>
+        <w:t xml:space="preserve">.3 и </w:t>
+      </w:r>
+      <w:r>
+        <w:t>2</w:t>
+      </w:r>
+      <w:r>
+        <w:t>.4 выполнены;</w:t>
+      </w:r>
+    </w:p>
+    <w:p>
+      <w:pPr>
+        <w:pStyle w:val="aa"/>
+        <w:numPr>
+          <w:ilvl w:val="0"/>
+          <w:numId w:val="29"/>
+        </w:numPr>
+        <w:ind w:hanging="578"/>
+      </w:pPr>
+      <w:r>
+        <w:t>Переконфигурировать оборудовани</w:t>
+      </w:r>
+      <w:r>
+        <w:t>е</w:t>
+      </w:r>
+      <w:r>
+        <w:t xml:space="preserve"> таким образом, чтобы пользователи рабочих станций РС0-РС2 имели доступ к файл-серверу</w:t>
+      </w:r>
+      <w:r>
+        <w:t>,</w:t>
+      </w:r>
+      <w:r>
+        <w:t xml:space="preserve"> HTTP (порт</w:t>
+      </w:r>
+      <w:r>
+        <w:t xml:space="preserve"> </w:t>
+      </w:r>
+      <w:r>
+        <w:t>80) и FTP (порт</w:t>
+      </w:r>
+      <w:r>
+        <w:t xml:space="preserve"> </w:t>
+      </w:r>
+      <w:r>
+        <w:t>21) серверам. Предусмотреть функционирование DNS (порт 53) сервера</w:t>
+      </w:r>
+      <w:r>
+        <w:rPr>
+          <w:lang w:val="en-US"/>
+        </w:rPr>
+        <w:t>;</w:t>
+      </w:r>
+    </w:p>
+    <w:p>
+      <w:pPr>
+        <w:pStyle w:val="aa"/>
+        <w:numPr>
+          <w:ilvl w:val="0"/>
+          <w:numId w:val="29"/>
+        </w:numPr>
+        <w:ind w:hanging="578"/>
+      </w:pPr>
+      <w:r>
+        <w:t>Сформулировать выводы по результатам исследований;</w:t>
+      </w:r>
+    </w:p>
+    <w:p/>
+    <w:p/>
     <w:p>
       <w:pPr>
         <w:pStyle w:val="1"/>
@@ -553,13 +806,2087 @@
     </w:p>
     <w:p>
       <w:r>
+        <w:t xml:space="preserve">После изучения теоретического материала в окне эмулятора </w:t>
+      </w:r>
+      <w:r>
+        <w:rPr>
+          <w:lang w:val="en-US"/>
+        </w:rPr>
+        <w:t>Cisco</w:t>
+      </w:r>
+      <w:r>
+        <w:t xml:space="preserve"> </w:t>
+      </w:r>
+      <w:r>
+        <w:rPr>
+          <w:lang w:val="en-US"/>
+        </w:rPr>
+        <w:t>Packet</w:t>
+      </w:r>
+      <w:r>
+        <w:t xml:space="preserve"> </w:t>
+      </w:r>
+      <w:r>
+        <w:rPr>
+          <w:lang w:val="en-US"/>
+        </w:rPr>
+        <w:t>Tracer</w:t>
+      </w:r>
+      <w:r>
+        <w:t xml:space="preserve"> </w:t>
+      </w:r>
+      <w:r>
+        <w:t>была построена схема представленной сети (рисунок 3.1).</w:t>
+      </w:r>
+    </w:p>
+    <w:p/>
+    <w:p>
+      <w:pPr>
+        <w:ind w:firstLine="0"/>
+        <w:jc w:val="center"/>
+      </w:pPr>
+      <w:r>
+        <w:rPr>
+          <w:noProof/>
+        </w:rPr>
+        <w:drawing>
+          <wp:inline distT="0" distB="0" distL="0" distR="0" wp14:anchorId="76381A94" wp14:editId="66A134EF">
+            <wp:extent cx="3822700" cy="3065943"/>
+            <wp:effectExtent l="0" t="0" r="0" b="0"/>
+            <wp:docPr id="1928043137" name="Рисунок 1"/>
+            <wp:cNvGraphicFramePr>
+              <a:graphicFrameLocks xmlns:a="http://schemas.openxmlformats.org/drawingml/2006/main" noChangeAspect="1"/>
+            </wp:cNvGraphicFramePr>
+            <a:graphic xmlns:a="http://schemas.openxmlformats.org/drawingml/2006/main">
+              <a:graphicData uri="http://schemas.openxmlformats.org/drawingml/2006/picture">
+                <pic:pic xmlns:pic="http://schemas.openxmlformats.org/drawingml/2006/picture">
+                  <pic:nvPicPr>
+                    <pic:cNvPr id="1928043137" name=""/>
+                    <pic:cNvPicPr/>
+                  </pic:nvPicPr>
+                  <pic:blipFill>
+                    <a:blip r:embed="rId9"/>
+                    <a:stretch>
+                      <a:fillRect/>
+                    </a:stretch>
+                  </pic:blipFill>
+                  <pic:spPr>
+                    <a:xfrm>
+                      <a:off x="0" y="0"/>
+                      <a:ext cx="3830634" cy="3072306"/>
+                    </a:xfrm>
+                    <a:prstGeom prst="rect">
+                      <a:avLst/>
+                    </a:prstGeom>
+                  </pic:spPr>
+                </pic:pic>
+              </a:graphicData>
+            </a:graphic>
+          </wp:inline>
+        </w:drawing>
+      </w:r>
+    </w:p>
+    <w:p>
+      <w:pPr>
+        <w:ind w:firstLine="0"/>
+        <w:jc w:val="center"/>
+      </w:pPr>
+      <w:r>
+        <w:t>Рисунок 3.1 – Исследуемая ЛКС</w:t>
+      </w:r>
+    </w:p>
+    <w:p/>
+    <w:p>
+      <w:r>
+        <w:lastRenderedPageBreak/>
+        <w:t>В соответствии с адресами</w:t>
+      </w:r>
+      <w:r>
+        <w:t xml:space="preserve"> </w:t>
+      </w:r>
+      <w:r>
+        <w:t>сетей</w:t>
+      </w:r>
+      <w:r>
+        <w:t xml:space="preserve">, указанными на схеме, </w:t>
+      </w:r>
+      <w:r>
+        <w:t xml:space="preserve">была выполнена конфигурация оборудования </w:t>
+      </w:r>
+      <w:r>
+        <w:t xml:space="preserve">– назначены </w:t>
+      </w:r>
+      <w:r>
+        <w:rPr>
+          <w:lang w:val="en-US"/>
+        </w:rPr>
+        <w:t>IP</w:t>
+      </w:r>
+      <w:r>
+        <w:t>-</w:t>
+      </w:r>
+      <w:r>
+        <w:t>адреса конечных устройств, портов, а также</w:t>
+      </w:r>
+      <w:r>
+        <w:t xml:space="preserve"> </w:t>
+      </w:r>
+      <w:r>
+        <w:t>выбраны будущие</w:t>
+      </w:r>
+      <w:r>
+        <w:t xml:space="preserve"> номера </w:t>
+      </w:r>
+      <w:r>
+        <w:rPr>
+          <w:lang w:val="en-US"/>
+        </w:rPr>
+        <w:t>VLAN</w:t>
+      </w:r>
+      <w:r>
+        <w:t xml:space="preserve"> (таблица 3.1).</w:t>
+      </w:r>
+    </w:p>
+    <w:p/>
+    <w:p>
+      <w:r>
+        <w:t>Таблица 3.1 – Конфигурация оборудования</w:t>
+      </w:r>
+    </w:p>
+    <w:tbl>
+      <w:tblPr>
+        <w:tblStyle w:val="a5"/>
+        <w:tblW w:w="0" w:type="auto"/>
+        <w:tblLook w:val="04A0" w:firstRow="1" w:lastRow="0" w:firstColumn="1" w:lastColumn="0" w:noHBand="0" w:noVBand="1"/>
+      </w:tblPr>
+      <w:tblGrid>
+        <w:gridCol w:w="1845"/>
+        <w:gridCol w:w="1803"/>
+        <w:gridCol w:w="1841"/>
+        <w:gridCol w:w="1918"/>
+        <w:gridCol w:w="1688"/>
+        <w:gridCol w:w="1042"/>
+      </w:tblGrid>
+      <w:tr>
+        <w:tc>
+          <w:tcPr>
+            <w:tcW w:w="1845" w:type="dxa"/>
+          </w:tcPr>
+          <w:p>
+            <w:pPr>
+              <w:ind w:firstLine="0"/>
+              <w:rPr>
+                <w:b/>
+                <w:bCs/>
+                <w:lang w:val="en-US"/>
+              </w:rPr>
+            </w:pPr>
+            <w:r>
+              <w:rPr>
+                <w:b/>
+                <w:bCs/>
+              </w:rPr>
+              <w:t>Устройство</w:t>
+            </w:r>
+          </w:p>
+        </w:tc>
+        <w:tc>
+          <w:tcPr>
+            <w:tcW w:w="1803" w:type="dxa"/>
+          </w:tcPr>
+          <w:p>
+            <w:pPr>
+              <w:ind w:firstLine="0"/>
+              <w:rPr>
+                <w:b/>
+                <w:bCs/>
+                <w:lang w:val="en-US"/>
+              </w:rPr>
+            </w:pPr>
+            <w:r>
+              <w:rPr>
+                <w:b/>
+                <w:bCs/>
+              </w:rPr>
+              <w:t>Интерфейс</w:t>
+            </w:r>
+          </w:p>
+        </w:tc>
+        <w:tc>
+          <w:tcPr>
+            <w:tcW w:w="1841" w:type="dxa"/>
+          </w:tcPr>
+          <w:p>
+            <w:pPr>
+              <w:ind w:firstLine="0"/>
+              <w:rPr>
+                <w:b/>
+                <w:bCs/>
+                <w:lang w:val="en-US"/>
+              </w:rPr>
+            </w:pPr>
+            <w:r>
+              <w:rPr>
+                <w:b/>
+                <w:bCs/>
+              </w:rPr>
+              <w:t>IP-адрес</w:t>
+            </w:r>
+          </w:p>
+        </w:tc>
+        <w:tc>
+          <w:tcPr>
+            <w:tcW w:w="1918" w:type="dxa"/>
+          </w:tcPr>
+          <w:p>
+            <w:pPr>
+              <w:ind w:firstLine="0"/>
+              <w:rPr>
+                <w:b/>
+                <w:bCs/>
+                <w:lang w:val="en-US"/>
+              </w:rPr>
+            </w:pPr>
+            <w:r>
+              <w:rPr>
+                <w:b/>
+                <w:bCs/>
+              </w:rPr>
+              <w:t>Маска</w:t>
+            </w:r>
+          </w:p>
+        </w:tc>
+        <w:tc>
+          <w:tcPr>
+            <w:tcW w:w="1688" w:type="dxa"/>
+          </w:tcPr>
+          <w:p>
+            <w:pPr>
+              <w:ind w:firstLine="0"/>
+              <w:rPr>
+                <w:b/>
+                <w:bCs/>
+                <w:lang w:val="en-US"/>
+              </w:rPr>
+            </w:pPr>
+            <w:r>
+              <w:rPr>
+                <w:b/>
+                <w:bCs/>
+              </w:rPr>
+              <w:t>Шлюз</w:t>
+            </w:r>
+          </w:p>
+        </w:tc>
+        <w:tc>
+          <w:tcPr>
+            <w:tcW w:w="1042" w:type="dxa"/>
+          </w:tcPr>
+          <w:p>
+            <w:pPr>
+              <w:ind w:firstLine="0"/>
+              <w:rPr>
+                <w:b/>
+                <w:bCs/>
+                <w:lang w:val="en-US"/>
+              </w:rPr>
+            </w:pPr>
+            <w:r>
+              <w:rPr>
+                <w:b/>
+                <w:bCs/>
+                <w:lang w:val="en-US"/>
+              </w:rPr>
+              <w:t>VLAN</w:t>
+            </w:r>
+          </w:p>
+        </w:tc>
+      </w:tr>
+      <w:tr>
+        <w:tc>
+          <w:tcPr>
+            <w:tcW w:w="1845" w:type="dxa"/>
+          </w:tcPr>
+          <w:p>
+            <w:pPr>
+              <w:ind w:firstLine="0"/>
+              <w:rPr>
+                <w:lang w:val="en-US"/>
+              </w:rPr>
+            </w:pPr>
+            <w:r>
+              <w:t>PC0</w:t>
+            </w:r>
+          </w:p>
+        </w:tc>
+        <w:tc>
+          <w:tcPr>
+            <w:tcW w:w="1803" w:type="dxa"/>
+          </w:tcPr>
+          <w:p>
+            <w:pPr>
+              <w:ind w:firstLine="0"/>
+              <w:rPr>
+                <w:lang w:val="en-US"/>
+              </w:rPr>
+            </w:pPr>
+            <w:r>
+              <w:t>Fa0/0</w:t>
+            </w:r>
+          </w:p>
+        </w:tc>
+        <w:tc>
+          <w:tcPr>
+            <w:tcW w:w="1841" w:type="dxa"/>
+          </w:tcPr>
+          <w:p>
+            <w:pPr>
+              <w:ind w:firstLine="0"/>
+              <w:rPr>
+                <w:lang w:val="en-US"/>
+              </w:rPr>
+            </w:pPr>
+            <w:r>
+              <w:t>172.16.2.2</w:t>
+            </w:r>
+          </w:p>
+        </w:tc>
+        <w:tc>
+          <w:tcPr>
+            <w:tcW w:w="1918" w:type="dxa"/>
+            <w:vMerge w:val="restart"/>
+            <w:vAlign w:val="center"/>
+          </w:tcPr>
+          <w:p>
+            <w:pPr>
+              <w:ind w:firstLine="0"/>
+              <w:jc w:val="center"/>
+              <w:rPr>
+                <w:lang w:val="en-US"/>
+              </w:rPr>
+            </w:pPr>
+            <w:r>
+              <w:rPr>
+                <w:lang w:val="en-US"/>
+              </w:rPr>
+              <w:t>255.255.255.0</w:t>
+            </w:r>
+          </w:p>
+        </w:tc>
+        <w:tc>
+          <w:tcPr>
+            <w:tcW w:w="1688" w:type="dxa"/>
+            <w:vMerge w:val="restart"/>
+            <w:vAlign w:val="center"/>
+          </w:tcPr>
+          <w:p>
+            <w:pPr>
+              <w:ind w:firstLine="0"/>
+              <w:jc w:val="center"/>
+              <w:rPr>
+                <w:lang w:val="en-US"/>
+              </w:rPr>
+            </w:pPr>
+            <w:r>
+              <w:rPr>
+                <w:b/>
+                <w:bCs/>
+                <w:lang w:val="en-US"/>
+              </w:rPr>
+              <w:t>172.16.2</w:t>
+            </w:r>
+            <w:r>
+              <w:rPr>
+                <w:lang w:val="en-US"/>
+              </w:rPr>
+              <w:t>.1</w:t>
+            </w:r>
+          </w:p>
+        </w:tc>
+        <w:tc>
+          <w:tcPr>
+            <w:tcW w:w="1042" w:type="dxa"/>
+            <w:vMerge w:val="restart"/>
+            <w:vAlign w:val="center"/>
+          </w:tcPr>
+          <w:p>
+            <w:pPr>
+              <w:ind w:firstLine="0"/>
+              <w:jc w:val="center"/>
+              <w:rPr>
+                <w:lang w:val="en-US"/>
+              </w:rPr>
+            </w:pPr>
+            <w:r>
+              <w:rPr>
+                <w:lang w:val="en-US"/>
+              </w:rPr>
+              <w:t>10</w:t>
+            </w:r>
+          </w:p>
+        </w:tc>
+      </w:tr>
+      <w:tr>
+        <w:tc>
+          <w:tcPr>
+            <w:tcW w:w="1845" w:type="dxa"/>
+          </w:tcPr>
+          <w:p>
+            <w:pPr>
+              <w:ind w:firstLine="0"/>
+              <w:rPr>
+                <w:lang w:val="en-US"/>
+              </w:rPr>
+            </w:pPr>
+            <w:r>
+              <w:t>PC1</w:t>
+            </w:r>
+          </w:p>
+        </w:tc>
+        <w:tc>
+          <w:tcPr>
+            <w:tcW w:w="1803" w:type="dxa"/>
+          </w:tcPr>
+          <w:p>
+            <w:pPr>
+              <w:ind w:firstLine="0"/>
+              <w:rPr>
+                <w:lang w:val="en-US"/>
+              </w:rPr>
+            </w:pPr>
+            <w:r>
+              <w:t>Fa0/0</w:t>
+            </w:r>
+          </w:p>
+        </w:tc>
+        <w:tc>
+          <w:tcPr>
+            <w:tcW w:w="1841" w:type="dxa"/>
+          </w:tcPr>
+          <w:p>
+            <w:pPr>
+              <w:ind w:firstLine="0"/>
+              <w:rPr>
+                <w:lang w:val="en-US"/>
+              </w:rPr>
+            </w:pPr>
+            <w:r>
+              <w:t>172.16.2.</w:t>
+            </w:r>
+            <w:r>
+              <w:rPr>
+                <w:lang w:val="en-US"/>
+              </w:rPr>
+              <w:t>3</w:t>
+            </w:r>
+          </w:p>
+        </w:tc>
+        <w:tc>
+          <w:tcPr>
+            <w:tcW w:w="1918" w:type="dxa"/>
+            <w:vMerge/>
+          </w:tcPr>
+          <w:p>
+            <w:pPr>
+              <w:ind w:firstLine="0"/>
+              <w:rPr>
+                <w:lang w:val="en-US"/>
+              </w:rPr>
+            </w:pPr>
+          </w:p>
+        </w:tc>
+        <w:tc>
+          <w:tcPr>
+            <w:tcW w:w="1688" w:type="dxa"/>
+            <w:vMerge/>
+          </w:tcPr>
+          <w:p>
+            <w:pPr>
+              <w:ind w:firstLine="0"/>
+              <w:rPr>
+                <w:lang w:val="en-US"/>
+              </w:rPr>
+            </w:pPr>
+          </w:p>
+        </w:tc>
+        <w:tc>
+          <w:tcPr>
+            <w:tcW w:w="1042" w:type="dxa"/>
+            <w:vMerge/>
+          </w:tcPr>
+          <w:p>
+            <w:pPr>
+              <w:ind w:firstLine="0"/>
+              <w:rPr>
+                <w:lang w:val="en-US"/>
+              </w:rPr>
+            </w:pPr>
+          </w:p>
+        </w:tc>
+      </w:tr>
+      <w:tr>
+        <w:tc>
+          <w:tcPr>
+            <w:tcW w:w="1845" w:type="dxa"/>
+          </w:tcPr>
+          <w:p>
+            <w:pPr>
+              <w:ind w:firstLine="0"/>
+              <w:rPr>
+                <w:lang w:val="en-US"/>
+              </w:rPr>
+            </w:pPr>
+            <w:r>
+              <w:t>PC</w:t>
+            </w:r>
+            <w:r>
+              <w:rPr>
+                <w:lang w:val="en-US"/>
+              </w:rPr>
+              <w:t>2</w:t>
+            </w:r>
+          </w:p>
+        </w:tc>
+        <w:tc>
+          <w:tcPr>
+            <w:tcW w:w="1803" w:type="dxa"/>
+          </w:tcPr>
+          <w:p>
+            <w:pPr>
+              <w:ind w:firstLine="0"/>
+              <w:rPr>
+                <w:lang w:val="en-US"/>
+              </w:rPr>
+            </w:pPr>
+            <w:r>
+              <w:t>Fa0/0</w:t>
+            </w:r>
+          </w:p>
+        </w:tc>
+        <w:tc>
+          <w:tcPr>
+            <w:tcW w:w="1841" w:type="dxa"/>
+          </w:tcPr>
+          <w:p>
+            <w:pPr>
+              <w:ind w:firstLine="0"/>
+              <w:rPr>
+                <w:lang w:val="en-US"/>
+              </w:rPr>
+            </w:pPr>
+            <w:r>
+              <w:rPr>
+                <w:lang w:val="en-US"/>
+              </w:rPr>
+              <w:t>172.16.2.</w:t>
+            </w:r>
+            <w:r>
+              <w:rPr>
+                <w:lang w:val="en-US"/>
+              </w:rPr>
+              <w:t>4</w:t>
+            </w:r>
+          </w:p>
+        </w:tc>
+        <w:tc>
+          <w:tcPr>
+            <w:tcW w:w="1918" w:type="dxa"/>
+            <w:vMerge/>
+          </w:tcPr>
+          <w:p>
+            <w:pPr>
+              <w:ind w:firstLine="0"/>
+              <w:rPr>
+                <w:lang w:val="en-US"/>
+              </w:rPr>
+            </w:pPr>
+          </w:p>
+        </w:tc>
+        <w:tc>
+          <w:tcPr>
+            <w:tcW w:w="1688" w:type="dxa"/>
+            <w:vMerge/>
+          </w:tcPr>
+          <w:p>
+            <w:pPr>
+              <w:ind w:firstLine="0"/>
+              <w:rPr>
+                <w:lang w:val="en-US"/>
+              </w:rPr>
+            </w:pPr>
+          </w:p>
+        </w:tc>
+        <w:tc>
+          <w:tcPr>
+            <w:tcW w:w="1042" w:type="dxa"/>
+            <w:vMerge/>
+          </w:tcPr>
+          <w:p>
+            <w:pPr>
+              <w:ind w:firstLine="0"/>
+              <w:rPr>
+                <w:lang w:val="en-US"/>
+              </w:rPr>
+            </w:pPr>
+          </w:p>
+        </w:tc>
+      </w:tr>
+      <w:tr>
+        <w:tc>
+          <w:tcPr>
+            <w:tcW w:w="1845" w:type="dxa"/>
+          </w:tcPr>
+          <w:p>
+            <w:pPr>
+              <w:ind w:firstLine="0"/>
+              <w:rPr>
+                <w:lang w:val="en-US"/>
+              </w:rPr>
+            </w:pPr>
+            <w:r>
+              <w:rPr>
+                <w:lang w:val="en-US"/>
+              </w:rPr>
+              <w:t>Router</w:t>
+            </w:r>
+          </w:p>
+        </w:tc>
+        <w:tc>
+          <w:tcPr>
+            <w:tcW w:w="1803" w:type="dxa"/>
+          </w:tcPr>
+          <w:p>
+            <w:pPr>
+              <w:ind w:firstLine="0"/>
+              <w:rPr>
+                <w:lang w:val="en-US"/>
+              </w:rPr>
+            </w:pPr>
+            <w:r>
+              <w:t>Fa0/0</w:t>
+            </w:r>
+          </w:p>
+        </w:tc>
+        <w:tc>
+          <w:tcPr>
+            <w:tcW w:w="1841" w:type="dxa"/>
+          </w:tcPr>
+          <w:p>
+            <w:pPr>
+              <w:ind w:firstLine="0"/>
+              <w:rPr>
+                <w:color w:val="FF0000"/>
+                <w:lang w:val="en-US"/>
+              </w:rPr>
+            </w:pPr>
+            <w:r>
+              <w:rPr>
+                <w:color w:val="FF0000"/>
+                <w:lang w:val="en-US"/>
+              </w:rPr>
+              <w:t>???</w:t>
+            </w:r>
+          </w:p>
+        </w:tc>
+        <w:tc>
+          <w:tcPr>
+            <w:tcW w:w="1918" w:type="dxa"/>
+          </w:tcPr>
+          <w:p>
+            <w:pPr>
+              <w:ind w:firstLine="0"/>
+              <w:rPr>
+                <w:color w:val="FF0000"/>
+                <w:lang w:val="en-US"/>
+              </w:rPr>
+            </w:pPr>
+            <w:r>
+              <w:rPr>
+                <w:color w:val="FF0000"/>
+                <w:lang w:val="en-US"/>
+              </w:rPr>
+              <w:t>???</w:t>
+            </w:r>
+          </w:p>
+        </w:tc>
+        <w:tc>
+          <w:tcPr>
+            <w:tcW w:w="1688" w:type="dxa"/>
+          </w:tcPr>
+          <w:p>
+            <w:pPr>
+              <w:ind w:firstLine="0"/>
+              <w:jc w:val="center"/>
+              <w:rPr>
+                <w:lang w:val="en-US"/>
+              </w:rPr>
+            </w:pPr>
+            <w:r>
+              <w:rPr>
+                <w:lang w:val="en-US"/>
+              </w:rPr>
+              <w:t>-</w:t>
+            </w:r>
+          </w:p>
+        </w:tc>
+        <w:tc>
+          <w:tcPr>
+            <w:tcW w:w="1042" w:type="dxa"/>
+          </w:tcPr>
+          <w:p>
+            <w:pPr>
+              <w:ind w:firstLine="0"/>
+              <w:jc w:val="center"/>
+            </w:pPr>
+            <w:r>
+              <w:t>2-3,10</w:t>
+            </w:r>
+          </w:p>
+        </w:tc>
+      </w:tr>
+      <w:tr>
+        <w:tc>
+          <w:tcPr>
+            <w:tcW w:w="1845" w:type="dxa"/>
+          </w:tcPr>
+          <w:p>
+            <w:pPr>
+              <w:ind w:firstLine="0"/>
+              <w:rPr>
+                <w:lang w:val="en-US"/>
+              </w:rPr>
+            </w:pPr>
+            <w:r>
+              <w:rPr>
+                <w:lang w:val="en-US"/>
+              </w:rPr>
+              <w:t>Admin-PC</w:t>
+            </w:r>
+          </w:p>
+        </w:tc>
+        <w:tc>
+          <w:tcPr>
+            <w:tcW w:w="1803" w:type="dxa"/>
+          </w:tcPr>
+          <w:p>
+            <w:pPr>
+              <w:ind w:firstLine="0"/>
+              <w:rPr>
+                <w:lang w:val="en-US"/>
+              </w:rPr>
+            </w:pPr>
+            <w:r>
+              <w:t>Fa0/0</w:t>
+            </w:r>
+          </w:p>
+        </w:tc>
+        <w:tc>
+          <w:tcPr>
+            <w:tcW w:w="1841" w:type="dxa"/>
+          </w:tcPr>
+          <w:p>
+            <w:pPr>
+              <w:ind w:firstLine="0"/>
+              <w:rPr>
+                <w:lang w:val="en-US"/>
+              </w:rPr>
+            </w:pPr>
+            <w:r>
+              <w:rPr>
+                <w:lang w:val="en-US"/>
+              </w:rPr>
+              <w:t>172.16.0.100</w:t>
+            </w:r>
+          </w:p>
+        </w:tc>
+        <w:tc>
+          <w:tcPr>
+            <w:tcW w:w="1918" w:type="dxa"/>
+            <w:vAlign w:val="center"/>
+          </w:tcPr>
+          <w:p>
+            <w:pPr>
+              <w:ind w:firstLine="0"/>
+              <w:jc w:val="center"/>
+              <w:rPr>
+                <w:lang w:val="en-US"/>
+              </w:rPr>
+            </w:pPr>
+            <w:r>
+              <w:rPr>
+                <w:lang w:val="en-US"/>
+              </w:rPr>
+              <w:t>255.255.255.0</w:t>
+            </w:r>
+          </w:p>
+        </w:tc>
+        <w:tc>
+          <w:tcPr>
+            <w:tcW w:w="1688" w:type="dxa"/>
+            <w:vAlign w:val="center"/>
+          </w:tcPr>
+          <w:p>
+            <w:pPr>
+              <w:ind w:firstLine="0"/>
+              <w:jc w:val="center"/>
+              <w:rPr>
+                <w:lang w:val="en-US"/>
+              </w:rPr>
+            </w:pPr>
+            <w:r>
+              <w:rPr>
+                <w:b/>
+                <w:bCs/>
+                <w:lang w:val="en-US"/>
+              </w:rPr>
+              <w:t>172.16.0</w:t>
+            </w:r>
+            <w:r>
+              <w:rPr>
+                <w:lang w:val="en-US"/>
+              </w:rPr>
+              <w:t>.1</w:t>
+            </w:r>
+          </w:p>
+        </w:tc>
+        <w:tc>
+          <w:tcPr>
+            <w:tcW w:w="1042" w:type="dxa"/>
+          </w:tcPr>
+          <w:p>
+            <w:pPr>
+              <w:ind w:firstLine="0"/>
+              <w:jc w:val="center"/>
+              <w:rPr>
+                <w:lang w:val="en-US"/>
+              </w:rPr>
+            </w:pPr>
+            <w:r>
+              <w:rPr>
+                <w:lang w:val="en-US"/>
+              </w:rPr>
+              <w:t>2</w:t>
+            </w:r>
+          </w:p>
+        </w:tc>
+      </w:tr>
+      <w:tr>
+        <w:tc>
+          <w:tcPr>
+            <w:tcW w:w="1845" w:type="dxa"/>
+          </w:tcPr>
+          <w:p>
+            <w:pPr>
+              <w:ind w:firstLine="0"/>
+              <w:rPr>
+                <w:lang w:val="en-US"/>
+              </w:rPr>
+            </w:pPr>
+            <w:r>
+              <w:rPr>
+                <w:lang w:val="en-US"/>
+              </w:rPr>
+              <w:t>Server</w:t>
+            </w:r>
+          </w:p>
+        </w:tc>
+        <w:tc>
+          <w:tcPr>
+            <w:tcW w:w="1803" w:type="dxa"/>
+          </w:tcPr>
+          <w:p>
+            <w:pPr>
+              <w:ind w:firstLine="0"/>
+              <w:rPr>
+                <w:lang w:val="en-US"/>
+              </w:rPr>
+            </w:pPr>
+            <w:r>
+              <w:t>Fa0/0</w:t>
+            </w:r>
+          </w:p>
+        </w:tc>
+        <w:tc>
+          <w:tcPr>
+            <w:tcW w:w="1841" w:type="dxa"/>
+          </w:tcPr>
+          <w:p>
+            <w:pPr>
+              <w:ind w:firstLine="0"/>
+              <w:rPr>
+                <w:lang w:val="en-US"/>
+              </w:rPr>
+            </w:pPr>
+            <w:r>
+              <w:rPr>
+                <w:lang w:val="en-US"/>
+              </w:rPr>
+              <w:t>172.16.1.2</w:t>
+            </w:r>
+          </w:p>
+        </w:tc>
+        <w:tc>
+          <w:tcPr>
+            <w:tcW w:w="1918" w:type="dxa"/>
+            <w:vAlign w:val="center"/>
+          </w:tcPr>
+          <w:p>
+            <w:pPr>
+              <w:ind w:firstLine="0"/>
+              <w:jc w:val="center"/>
+              <w:rPr>
+                <w:lang w:val="en-US"/>
+              </w:rPr>
+            </w:pPr>
+            <w:r>
+              <w:rPr>
+                <w:lang w:val="en-US"/>
+              </w:rPr>
+              <w:t>255.255.255.0</w:t>
+            </w:r>
+          </w:p>
+        </w:tc>
+        <w:tc>
+          <w:tcPr>
+            <w:tcW w:w="1688" w:type="dxa"/>
+            <w:vAlign w:val="center"/>
+          </w:tcPr>
+          <w:p>
+            <w:pPr>
+              <w:ind w:firstLine="0"/>
+              <w:jc w:val="center"/>
+              <w:rPr>
+                <w:lang w:val="en-US"/>
+              </w:rPr>
+            </w:pPr>
+            <w:r>
+              <w:rPr>
+                <w:b/>
+                <w:bCs/>
+                <w:lang w:val="en-US"/>
+              </w:rPr>
+              <w:t>172.16.1</w:t>
+            </w:r>
+            <w:r>
+              <w:rPr>
+                <w:lang w:val="en-US"/>
+              </w:rPr>
+              <w:t>.1</w:t>
+            </w:r>
+          </w:p>
+        </w:tc>
+        <w:tc>
+          <w:tcPr>
+            <w:tcW w:w="1042" w:type="dxa"/>
+          </w:tcPr>
+          <w:p>
+            <w:pPr>
+              <w:ind w:firstLine="0"/>
+              <w:jc w:val="center"/>
+              <w:rPr>
+                <w:lang w:val="en-US"/>
+              </w:rPr>
+            </w:pPr>
+            <w:r>
+              <w:rPr>
+                <w:lang w:val="en-US"/>
+              </w:rPr>
+              <w:t>3</w:t>
+            </w:r>
+          </w:p>
+        </w:tc>
+      </w:tr>
+    </w:tbl>
+    <w:p>
+      <w:pPr>
+        <w:ind w:firstLine="0"/>
+      </w:pPr>
+    </w:p>
+    <w:p>
+      <w:r>
+        <w:t>С помощью командной строки коммутатор</w:t>
+      </w:r>
+      <w:r>
+        <w:t xml:space="preserve"> </w:t>
+      </w:r>
+      <w:r>
+        <w:t>(</w:t>
+      </w:r>
+      <w:r>
+        <w:rPr>
+          <w:lang w:val="en-US"/>
+        </w:rPr>
+        <w:t>Switch</w:t>
+      </w:r>
+      <w:r>
+        <w:t>)</w:t>
+      </w:r>
+      <w:r>
+        <w:t xml:space="preserve"> был сконфигурирован таким образом, чтобы </w:t>
+      </w:r>
+      <w:r>
+        <w:t xml:space="preserve">делить устройства на четыре </w:t>
+      </w:r>
+      <w:r>
+        <w:rPr>
+          <w:lang w:val="en-US"/>
+        </w:rPr>
+        <w:t>VLAN</w:t>
+      </w:r>
+      <w:r>
+        <w:t xml:space="preserve"> </w:t>
+      </w:r>
+      <w:r>
+        <w:t>по их типу и назначению.</w:t>
+      </w:r>
+    </w:p>
+    <w:p/>
+    <w:p>
+      <w:pPr>
+        <w:pStyle w:val="af"/>
+        <w:rPr>
+          <w:lang w:val="en-US"/>
+        </w:rPr>
+      </w:pPr>
+      <w:r>
+        <w:rPr>
+          <w:lang w:val="en-US"/>
+        </w:rPr>
+        <w:t>Switch(config)#</w:t>
+      </w:r>
+      <w:r>
+        <w:rPr>
+          <w:b/>
+          <w:bCs/>
+          <w:lang w:val="en-US"/>
+        </w:rPr>
+        <w:t>vlan 2</w:t>
+      </w:r>
+    </w:p>
+    <w:p>
+      <w:pPr>
+        <w:pStyle w:val="af"/>
+        <w:rPr>
+          <w:lang w:val="en-US"/>
+        </w:rPr>
+      </w:pPr>
+      <w:r>
+        <w:rPr>
+          <w:lang w:val="en-US"/>
+        </w:rPr>
+        <w:t>Switch(config-</w:t>
+      </w:r>
+      <w:proofErr w:type="spellStart"/>
+      <w:proofErr w:type="gramStart"/>
+      <w:r>
+        <w:rPr>
+          <w:lang w:val="en-US"/>
+        </w:rPr>
+        <w:t>vlan</w:t>
+      </w:r>
+      <w:proofErr w:type="spellEnd"/>
+      <w:r>
+        <w:rPr>
+          <w:lang w:val="en-US"/>
+        </w:rPr>
+        <w:t>)#</w:t>
+      </w:r>
+      <w:proofErr w:type="gramEnd"/>
+      <w:r>
+        <w:rPr>
+          <w:lang w:val="en-US"/>
+        </w:rPr>
+        <w:t xml:space="preserve">name </w:t>
+      </w:r>
+      <w:r>
+        <w:rPr>
+          <w:b/>
+          <w:bCs/>
+          <w:lang w:val="en-US"/>
+        </w:rPr>
+        <w:t>Admin</w:t>
+      </w:r>
+    </w:p>
+    <w:p>
+      <w:pPr>
+        <w:pStyle w:val="af"/>
+        <w:rPr>
+          <w:lang w:val="en-US"/>
+        </w:rPr>
+      </w:pPr>
+      <w:r>
+        <w:rPr>
+          <w:lang w:val="en-US"/>
+        </w:rPr>
+        <w:t>Switch(config-</w:t>
+      </w:r>
+      <w:proofErr w:type="spellStart"/>
+      <w:proofErr w:type="gramStart"/>
+      <w:r>
+        <w:rPr>
+          <w:lang w:val="en-US"/>
+        </w:rPr>
+        <w:t>vlan</w:t>
+      </w:r>
+      <w:proofErr w:type="spellEnd"/>
+      <w:r>
+        <w:rPr>
+          <w:lang w:val="en-US"/>
+        </w:rPr>
+        <w:t>)#</w:t>
+      </w:r>
+      <w:proofErr w:type="gramEnd"/>
+      <w:r>
+        <w:rPr>
+          <w:lang w:val="en-US"/>
+        </w:rPr>
+        <w:t>exit</w:t>
+      </w:r>
+    </w:p>
+    <w:p>
+      <w:pPr>
+        <w:pStyle w:val="af"/>
+        <w:rPr>
+          <w:lang w:val="en-US"/>
+        </w:rPr>
+      </w:pPr>
+    </w:p>
+    <w:p>
+      <w:pPr>
+        <w:pStyle w:val="af"/>
+        <w:rPr>
+          <w:lang w:val="en-US"/>
+        </w:rPr>
+      </w:pPr>
+      <w:r>
+        <w:rPr>
+          <w:lang w:val="en-US"/>
+        </w:rPr>
+        <w:t>Switch(config)#</w:t>
+      </w:r>
+      <w:r>
+        <w:rPr>
+          <w:b/>
+          <w:bCs/>
+          <w:lang w:val="en-US"/>
+        </w:rPr>
+        <w:t>vlan 3</w:t>
+      </w:r>
+    </w:p>
+    <w:p>
+      <w:pPr>
+        <w:pStyle w:val="af"/>
+        <w:rPr>
+          <w:lang w:val="en-US"/>
+        </w:rPr>
+      </w:pPr>
+      <w:r>
+        <w:rPr>
+          <w:lang w:val="en-US"/>
+        </w:rPr>
+        <w:t>Switch(config-</w:t>
+      </w:r>
+      <w:proofErr w:type="spellStart"/>
+      <w:proofErr w:type="gramStart"/>
+      <w:r>
+        <w:rPr>
+          <w:lang w:val="en-US"/>
+        </w:rPr>
+        <w:t>vlan</w:t>
+      </w:r>
+      <w:proofErr w:type="spellEnd"/>
+      <w:r>
+        <w:rPr>
+          <w:lang w:val="en-US"/>
+        </w:rPr>
+        <w:t>)#</w:t>
+      </w:r>
+      <w:proofErr w:type="gramEnd"/>
+      <w:r>
+        <w:rPr>
+          <w:lang w:val="en-US"/>
+        </w:rPr>
+        <w:t xml:space="preserve">name </w:t>
+      </w:r>
+      <w:r>
+        <w:rPr>
+          <w:b/>
+          <w:bCs/>
+          <w:lang w:val="en-US"/>
+        </w:rPr>
+        <w:t>Server</w:t>
+      </w:r>
+    </w:p>
+    <w:p>
+      <w:pPr>
+        <w:pStyle w:val="af"/>
+        <w:rPr>
+          <w:lang w:val="en-US"/>
+        </w:rPr>
+      </w:pPr>
+      <w:r>
+        <w:rPr>
+          <w:lang w:val="en-US"/>
+        </w:rPr>
+        <w:t>Switch(config-</w:t>
+      </w:r>
+      <w:proofErr w:type="spellStart"/>
+      <w:proofErr w:type="gramStart"/>
+      <w:r>
+        <w:rPr>
+          <w:lang w:val="en-US"/>
+        </w:rPr>
+        <w:t>vlan</w:t>
+      </w:r>
+      <w:proofErr w:type="spellEnd"/>
+      <w:r>
+        <w:rPr>
+          <w:lang w:val="en-US"/>
+        </w:rPr>
+        <w:t>)#</w:t>
+      </w:r>
+      <w:proofErr w:type="gramEnd"/>
+      <w:r>
+        <w:rPr>
+          <w:lang w:val="en-US"/>
+        </w:rPr>
+        <w:t>exit</w:t>
+      </w:r>
+    </w:p>
+    <w:p>
+      <w:pPr>
+        <w:pStyle w:val="af"/>
+        <w:rPr>
+          <w:lang w:val="en-US"/>
+        </w:rPr>
+      </w:pPr>
+    </w:p>
+    <w:p>
+      <w:pPr>
+        <w:pStyle w:val="af"/>
+        <w:rPr>
+          <w:lang w:val="en-US"/>
+        </w:rPr>
+      </w:pPr>
+      <w:r>
+        <w:rPr>
+          <w:lang w:val="en-US"/>
+        </w:rPr>
+        <w:t>Switch(config)#</w:t>
+      </w:r>
+      <w:r>
+        <w:rPr>
+          <w:b/>
+          <w:bCs/>
+          <w:lang w:val="en-US"/>
+        </w:rPr>
+        <w:t>vlan 10</w:t>
+      </w:r>
+    </w:p>
+    <w:p>
+      <w:pPr>
+        <w:pStyle w:val="af"/>
+        <w:rPr>
+          <w:lang w:val="en-US"/>
+        </w:rPr>
+      </w:pPr>
+      <w:r>
+        <w:rPr>
+          <w:lang w:val="en-US"/>
+        </w:rPr>
+        <w:t>Switch(config-</w:t>
+      </w:r>
+      <w:proofErr w:type="spellStart"/>
+      <w:proofErr w:type="gramStart"/>
+      <w:r>
+        <w:rPr>
+          <w:lang w:val="en-US"/>
+        </w:rPr>
+        <w:t>vlan</w:t>
+      </w:r>
+      <w:proofErr w:type="spellEnd"/>
+      <w:r>
+        <w:rPr>
+          <w:lang w:val="en-US"/>
+        </w:rPr>
+        <w:t>)#</w:t>
+      </w:r>
+      <w:proofErr w:type="gramEnd"/>
+      <w:r>
+        <w:rPr>
+          <w:lang w:val="en-US"/>
+        </w:rPr>
+        <w:t xml:space="preserve">name </w:t>
+      </w:r>
+      <w:r>
+        <w:rPr>
+          <w:b/>
+          <w:bCs/>
+          <w:lang w:val="en-US"/>
+        </w:rPr>
+        <w:t>Users</w:t>
+      </w:r>
+    </w:p>
+    <w:p>
+      <w:pPr>
+        <w:pStyle w:val="af"/>
+        <w:rPr>
+          <w:lang w:val="en-US"/>
+        </w:rPr>
+      </w:pPr>
+      <w:r>
+        <w:rPr>
+          <w:lang w:val="en-US"/>
+        </w:rPr>
+        <w:t>Switch(config-</w:t>
+      </w:r>
+      <w:proofErr w:type="spellStart"/>
+      <w:proofErr w:type="gramStart"/>
+      <w:r>
+        <w:rPr>
+          <w:lang w:val="en-US"/>
+        </w:rPr>
+        <w:t>vlan</w:t>
+      </w:r>
+      <w:proofErr w:type="spellEnd"/>
+      <w:r>
+        <w:rPr>
+          <w:lang w:val="en-US"/>
+        </w:rPr>
+        <w:t>)#</w:t>
+      </w:r>
+      <w:proofErr w:type="gramEnd"/>
+      <w:r>
+        <w:rPr>
+          <w:lang w:val="en-US"/>
+        </w:rPr>
+        <w:t>exit</w:t>
+      </w:r>
+    </w:p>
+    <w:p>
+      <w:pPr>
+        <w:pStyle w:val="af"/>
+        <w:rPr>
+          <w:lang w:val="en-US"/>
+        </w:rPr>
+      </w:pPr>
+    </w:p>
+    <w:p>
+      <w:pPr>
+        <w:pStyle w:val="af"/>
+        <w:rPr>
+          <w:b/>
+          <w:bCs/>
+          <w:lang w:val="en-US"/>
+        </w:rPr>
+      </w:pPr>
+      <w:r>
+        <w:rPr>
+          <w:lang w:val="en-US"/>
+        </w:rPr>
+        <w:t xml:space="preserve">Switch(config)#interface </w:t>
+      </w:r>
+      <w:r>
+        <w:rPr>
+          <w:b/>
+          <w:bCs/>
+          <w:lang w:val="en-US"/>
+        </w:rPr>
+        <w:t>range fa0/1 - fa0/9</w:t>
+      </w:r>
+    </w:p>
+    <w:p>
+      <w:pPr>
+        <w:pStyle w:val="af"/>
+        <w:rPr>
+          <w:lang w:val="en-US"/>
+        </w:rPr>
+      </w:pPr>
+      <w:r>
+        <w:rPr>
+          <w:lang w:val="en-US"/>
+        </w:rPr>
+        <w:t>Switch(config-if-</w:t>
+      </w:r>
+      <w:proofErr w:type="gramStart"/>
+      <w:r>
+        <w:rPr>
+          <w:lang w:val="en-US"/>
+        </w:rPr>
+        <w:t>range)#</w:t>
+      </w:r>
+      <w:proofErr w:type="gramEnd"/>
+      <w:r>
+        <w:rPr>
+          <w:lang w:val="en-US"/>
+        </w:rPr>
+        <w:t xml:space="preserve">description </w:t>
+      </w:r>
+      <w:r>
+        <w:rPr>
+          <w:b/>
+          <w:bCs/>
+          <w:lang w:val="en-US"/>
+        </w:rPr>
+        <w:t>Users</w:t>
+      </w:r>
+    </w:p>
+    <w:p>
+      <w:pPr>
+        <w:pStyle w:val="af"/>
+        <w:rPr>
+          <w:lang w:val="en-US"/>
+        </w:rPr>
+      </w:pPr>
+      <w:r>
+        <w:rPr>
+          <w:lang w:val="en-US"/>
+        </w:rPr>
+        <w:t>Switch(config-if-</w:t>
+      </w:r>
+      <w:proofErr w:type="gramStart"/>
+      <w:r>
+        <w:rPr>
+          <w:lang w:val="en-US"/>
+        </w:rPr>
+        <w:t>range)#</w:t>
+      </w:r>
+      <w:proofErr w:type="gramEnd"/>
+      <w:r>
+        <w:rPr>
+          <w:lang w:val="en-US"/>
+        </w:rPr>
+        <w:t>switchport mode access</w:t>
+      </w:r>
+    </w:p>
+    <w:p>
+      <w:pPr>
+        <w:pStyle w:val="af"/>
+        <w:rPr>
+          <w:lang w:val="en-US"/>
+        </w:rPr>
+      </w:pPr>
+      <w:r>
+        <w:rPr>
+          <w:lang w:val="en-US"/>
+        </w:rPr>
+        <w:t>Switch(config-if-</w:t>
+      </w:r>
+      <w:proofErr w:type="gramStart"/>
+      <w:r>
+        <w:rPr>
+          <w:lang w:val="en-US"/>
+        </w:rPr>
+        <w:t>range)#</w:t>
+      </w:r>
+      <w:proofErr w:type="gramEnd"/>
+      <w:r>
+        <w:rPr>
+          <w:lang w:val="en-US"/>
+        </w:rPr>
+        <w:t xml:space="preserve">switchport access </w:t>
+      </w:r>
+      <w:proofErr w:type="spellStart"/>
+      <w:r>
+        <w:rPr>
+          <w:b/>
+          <w:bCs/>
+          <w:lang w:val="en-US"/>
+        </w:rPr>
+        <w:t>vlan</w:t>
+      </w:r>
+      <w:proofErr w:type="spellEnd"/>
+      <w:r>
+        <w:rPr>
+          <w:b/>
+          <w:bCs/>
+          <w:lang w:val="en-US"/>
+        </w:rPr>
+        <w:t xml:space="preserve"> 10</w:t>
+      </w:r>
+    </w:p>
+    <w:p>
+      <w:pPr>
+        <w:pStyle w:val="af"/>
+        <w:rPr>
+          <w:lang w:val="en-US"/>
+        </w:rPr>
+      </w:pPr>
+      <w:r>
+        <w:rPr>
+          <w:lang w:val="en-US"/>
+        </w:rPr>
+        <w:t>Switch(config-if-</w:t>
+      </w:r>
+      <w:proofErr w:type="gramStart"/>
+      <w:r>
+        <w:rPr>
+          <w:lang w:val="en-US"/>
+        </w:rPr>
+        <w:t>range)#</w:t>
+      </w:r>
+      <w:proofErr w:type="gramEnd"/>
+      <w:r>
+        <w:rPr>
+          <w:lang w:val="en-US"/>
+        </w:rPr>
+        <w:t>exit</w:t>
+      </w:r>
+    </w:p>
+    <w:p>
+      <w:pPr>
+        <w:pStyle w:val="af"/>
+        <w:rPr>
+          <w:lang w:val="en-US"/>
+        </w:rPr>
+      </w:pPr>
+    </w:p>
+    <w:p>
+      <w:pPr>
+        <w:pStyle w:val="af"/>
+        <w:rPr>
+          <w:b/>
+          <w:bCs/>
+          <w:lang w:val="en-US"/>
+        </w:rPr>
+      </w:pPr>
+      <w:r>
+        <w:rPr>
+          <w:lang w:val="en-US"/>
+        </w:rPr>
+        <w:t xml:space="preserve">Switch(config)#interface </w:t>
+      </w:r>
+      <w:r>
+        <w:rPr>
+          <w:b/>
+          <w:bCs/>
+          <w:lang w:val="en-US"/>
+        </w:rPr>
+        <w:t>fa0/10</w:t>
+      </w:r>
+    </w:p>
+    <w:p>
+      <w:pPr>
+        <w:pStyle w:val="af"/>
+        <w:rPr>
+          <w:lang w:val="en-US"/>
+        </w:rPr>
+      </w:pPr>
+      <w:r>
+        <w:rPr>
+          <w:lang w:val="en-US"/>
+        </w:rPr>
+        <w:t>Switch(config-</w:t>
+      </w:r>
+      <w:proofErr w:type="gramStart"/>
+      <w:r>
+        <w:rPr>
+          <w:lang w:val="en-US"/>
+        </w:rPr>
+        <w:t>if)#</w:t>
+      </w:r>
+      <w:proofErr w:type="gramEnd"/>
+      <w:r>
+        <w:rPr>
+          <w:lang w:val="en-US"/>
+        </w:rPr>
+        <w:t xml:space="preserve">description </w:t>
+      </w:r>
+      <w:r>
+        <w:rPr>
+          <w:b/>
+          <w:bCs/>
+          <w:lang w:val="en-US"/>
+        </w:rPr>
+        <w:t>Server</w:t>
+      </w:r>
+    </w:p>
+    <w:p>
+      <w:pPr>
+        <w:pStyle w:val="af"/>
+        <w:rPr>
+          <w:lang w:val="en-US"/>
+        </w:rPr>
+      </w:pPr>
+      <w:r>
+        <w:rPr>
+          <w:lang w:val="en-US"/>
+        </w:rPr>
+        <w:t>Switch(config-</w:t>
+      </w:r>
+      <w:proofErr w:type="gramStart"/>
+      <w:r>
+        <w:rPr>
+          <w:lang w:val="en-US"/>
+        </w:rPr>
+        <w:t>if)#</w:t>
+      </w:r>
+      <w:proofErr w:type="gramEnd"/>
+      <w:r>
+        <w:rPr>
+          <w:lang w:val="en-US"/>
+        </w:rPr>
+        <w:t>switchport mode access</w:t>
+      </w:r>
+    </w:p>
+    <w:p>
+      <w:pPr>
+        <w:pStyle w:val="af"/>
+        <w:rPr>
+          <w:lang w:val="en-US"/>
+        </w:rPr>
+      </w:pPr>
+      <w:r>
+        <w:rPr>
+          <w:lang w:val="en-US"/>
+        </w:rPr>
+        <w:t>Switch(config-</w:t>
+      </w:r>
+      <w:proofErr w:type="gramStart"/>
+      <w:r>
+        <w:rPr>
+          <w:lang w:val="en-US"/>
+        </w:rPr>
+        <w:t>if)#</w:t>
+      </w:r>
+      <w:proofErr w:type="gramEnd"/>
+      <w:r>
+        <w:rPr>
+          <w:lang w:val="en-US"/>
+        </w:rPr>
+        <w:t xml:space="preserve">switchport access </w:t>
+      </w:r>
+      <w:proofErr w:type="spellStart"/>
+      <w:r>
+        <w:rPr>
+          <w:b/>
+          <w:bCs/>
+          <w:lang w:val="en-US"/>
+        </w:rPr>
+        <w:t>vlan</w:t>
+      </w:r>
+      <w:proofErr w:type="spellEnd"/>
+      <w:r>
+        <w:rPr>
+          <w:b/>
+          <w:bCs/>
+          <w:lang w:val="en-US"/>
+        </w:rPr>
+        <w:t xml:space="preserve"> 3</w:t>
+      </w:r>
+    </w:p>
+    <w:p>
+      <w:pPr>
+        <w:pStyle w:val="af"/>
+        <w:rPr>
+          <w:lang w:val="en-US"/>
+        </w:rPr>
+      </w:pPr>
+      <w:r>
+        <w:rPr>
+          <w:lang w:val="en-US"/>
+        </w:rPr>
+        <w:t>Switch(config-</w:t>
+      </w:r>
+      <w:proofErr w:type="gramStart"/>
+      <w:r>
+        <w:rPr>
+          <w:lang w:val="en-US"/>
+        </w:rPr>
+        <w:t>if)#</w:t>
+      </w:r>
+      <w:proofErr w:type="gramEnd"/>
+      <w:r>
+        <w:rPr>
+          <w:lang w:val="en-US"/>
+        </w:rPr>
+        <w:t>exit</w:t>
+      </w:r>
+    </w:p>
+    <w:p>
+      <w:pPr>
+        <w:pStyle w:val="af"/>
+        <w:rPr>
+          <w:lang w:val="en-US"/>
+        </w:rPr>
+      </w:pPr>
+    </w:p>
+    <w:p>
+      <w:pPr>
+        <w:pStyle w:val="af"/>
+        <w:rPr>
+          <w:lang w:val="en-US"/>
+        </w:rPr>
+      </w:pPr>
+      <w:r>
+        <w:rPr>
+          <w:lang w:val="en-US"/>
+        </w:rPr>
+        <w:t xml:space="preserve">Switch(config)#interface </w:t>
+      </w:r>
+      <w:r>
+        <w:rPr>
+          <w:b/>
+          <w:bCs/>
+          <w:lang w:val="en-US"/>
+        </w:rPr>
+        <w:t>fa0/20</w:t>
+      </w:r>
+    </w:p>
+    <w:p>
+      <w:pPr>
+        <w:pStyle w:val="af"/>
+        <w:rPr>
+          <w:lang w:val="en-US"/>
+        </w:rPr>
+      </w:pPr>
+      <w:r>
+        <w:rPr>
+          <w:lang w:val="en-US"/>
+        </w:rPr>
+        <w:t>Switch(config-</w:t>
+      </w:r>
+      <w:proofErr w:type="gramStart"/>
+      <w:r>
+        <w:rPr>
+          <w:lang w:val="en-US"/>
+        </w:rPr>
+        <w:t>if)#</w:t>
+      </w:r>
+      <w:proofErr w:type="gramEnd"/>
+      <w:r>
+        <w:rPr>
+          <w:lang w:val="en-US"/>
+        </w:rPr>
+        <w:t xml:space="preserve">description </w:t>
+      </w:r>
+      <w:r>
+        <w:rPr>
+          <w:b/>
+          <w:bCs/>
+          <w:lang w:val="en-US"/>
+        </w:rPr>
+        <w:t>Admin</w:t>
+      </w:r>
+    </w:p>
+    <w:p>
+      <w:pPr>
+        <w:pStyle w:val="af"/>
+        <w:rPr>
+          <w:lang w:val="en-US"/>
+        </w:rPr>
+      </w:pPr>
+      <w:r>
+        <w:rPr>
+          <w:lang w:val="en-US"/>
+        </w:rPr>
+        <w:t>Switch(config-</w:t>
+      </w:r>
+      <w:proofErr w:type="gramStart"/>
+      <w:r>
+        <w:rPr>
+          <w:lang w:val="en-US"/>
+        </w:rPr>
+        <w:t>if)#</w:t>
+      </w:r>
+      <w:proofErr w:type="gramEnd"/>
+      <w:r>
+        <w:rPr>
+          <w:lang w:val="en-US"/>
+        </w:rPr>
+        <w:t>switchport mode access</w:t>
+      </w:r>
+    </w:p>
+    <w:p>
+      <w:pPr>
+        <w:pStyle w:val="af"/>
+        <w:rPr>
+          <w:lang w:val="en-US"/>
+        </w:rPr>
+      </w:pPr>
+      <w:r>
+        <w:rPr>
+          <w:lang w:val="en-US"/>
+        </w:rPr>
+        <w:t>Switch(config-</w:t>
+      </w:r>
+      <w:proofErr w:type="gramStart"/>
+      <w:r>
+        <w:rPr>
+          <w:lang w:val="en-US"/>
+        </w:rPr>
+        <w:t>if)#</w:t>
+      </w:r>
+      <w:proofErr w:type="gramEnd"/>
+      <w:r>
+        <w:rPr>
+          <w:lang w:val="en-US"/>
+        </w:rPr>
+        <w:t xml:space="preserve">switchport access </w:t>
+      </w:r>
+      <w:proofErr w:type="spellStart"/>
+      <w:r>
+        <w:rPr>
+          <w:b/>
+          <w:bCs/>
+          <w:lang w:val="en-US"/>
+        </w:rPr>
+        <w:t>vlan</w:t>
+      </w:r>
+      <w:proofErr w:type="spellEnd"/>
+      <w:r>
+        <w:rPr>
+          <w:b/>
+          <w:bCs/>
+          <w:lang w:val="en-US"/>
+        </w:rPr>
+        <w:t xml:space="preserve"> 2</w:t>
+      </w:r>
+    </w:p>
+    <w:p>
+      <w:pPr>
+        <w:pStyle w:val="af"/>
+        <w:rPr>
+          <w:lang w:val="en-US"/>
+        </w:rPr>
+      </w:pPr>
+      <w:r>
+        <w:rPr>
+          <w:lang w:val="en-US"/>
+        </w:rPr>
+        <w:lastRenderedPageBreak/>
+        <w:t>Switch(config-</w:t>
+      </w:r>
+      <w:proofErr w:type="gramStart"/>
+      <w:r>
+        <w:rPr>
+          <w:lang w:val="en-US"/>
+        </w:rPr>
+        <w:t>if)#</w:t>
+      </w:r>
+      <w:proofErr w:type="gramEnd"/>
+      <w:r>
+        <w:rPr>
+          <w:lang w:val="en-US"/>
+        </w:rPr>
+        <w:t>exit</w:t>
+      </w:r>
+    </w:p>
+    <w:p>
+      <w:pPr>
+        <w:pStyle w:val="af"/>
+        <w:rPr>
+          <w:lang w:val="en-US"/>
+        </w:rPr>
+      </w:pPr>
+    </w:p>
+    <w:p>
+      <w:pPr>
+        <w:pStyle w:val="af"/>
+        <w:rPr>
+          <w:lang w:val="en-US"/>
+        </w:rPr>
+      </w:pPr>
+      <w:r>
+        <w:rPr>
+          <w:lang w:val="en-US"/>
+        </w:rPr>
+        <w:t xml:space="preserve">Switch(config)#interface </w:t>
+      </w:r>
+      <w:r>
+        <w:rPr>
+          <w:b/>
+          <w:bCs/>
+          <w:lang w:val="en-US"/>
+        </w:rPr>
+        <w:t>fa0/24</w:t>
+      </w:r>
+    </w:p>
+    <w:p>
+      <w:pPr>
+        <w:pStyle w:val="af"/>
+        <w:rPr>
+          <w:lang w:val="en-US"/>
+        </w:rPr>
+      </w:pPr>
+      <w:r>
+        <w:rPr>
+          <w:lang w:val="en-US"/>
+        </w:rPr>
+        <w:t>Switch(config-</w:t>
+      </w:r>
+      <w:proofErr w:type="gramStart"/>
+      <w:r>
+        <w:rPr>
+          <w:lang w:val="en-US"/>
+        </w:rPr>
+        <w:t>if)#</w:t>
+      </w:r>
+      <w:proofErr w:type="gramEnd"/>
+      <w:r>
+        <w:rPr>
+          <w:lang w:val="en-US"/>
+        </w:rPr>
+        <w:t xml:space="preserve">description </w:t>
+      </w:r>
+      <w:r>
+        <w:rPr>
+          <w:b/>
+          <w:bCs/>
+          <w:lang w:val="en-US"/>
+        </w:rPr>
+        <w:t>Router</w:t>
+      </w:r>
+    </w:p>
+    <w:p>
+      <w:pPr>
+        <w:pStyle w:val="af"/>
+        <w:rPr>
+          <w:lang w:val="en-US"/>
+        </w:rPr>
+      </w:pPr>
+      <w:r>
+        <w:rPr>
+          <w:lang w:val="en-US"/>
+        </w:rPr>
+        <w:t>Switch(config-</w:t>
+      </w:r>
+      <w:proofErr w:type="gramStart"/>
+      <w:r>
+        <w:rPr>
+          <w:lang w:val="en-US"/>
+        </w:rPr>
+        <w:t>if)#</w:t>
+      </w:r>
+      <w:proofErr w:type="gramEnd"/>
+      <w:r>
+        <w:rPr>
+          <w:lang w:val="en-US"/>
+        </w:rPr>
+        <w:t>switchport mode trunk</w:t>
+      </w:r>
+    </w:p>
+    <w:p>
+      <w:pPr>
+        <w:pStyle w:val="af"/>
+        <w:rPr>
+          <w:lang w:val="en-US"/>
+        </w:rPr>
+      </w:pPr>
+      <w:r>
+        <w:rPr>
+          <w:lang w:val="en-US"/>
+        </w:rPr>
+        <w:t>Switch(config-</w:t>
+      </w:r>
+      <w:proofErr w:type="gramStart"/>
+      <w:r>
+        <w:rPr>
+          <w:lang w:val="en-US"/>
+        </w:rPr>
+        <w:t>if)#</w:t>
+      </w:r>
+      <w:proofErr w:type="gramEnd"/>
+      <w:r>
+        <w:rPr>
+          <w:lang w:val="en-US"/>
+        </w:rPr>
+        <w:t xml:space="preserve">switchport </w:t>
+      </w:r>
+      <w:r>
+        <w:rPr>
+          <w:i/>
+          <w:iCs/>
+          <w:lang w:val="en-US"/>
+        </w:rPr>
+        <w:t>trunk allowed</w:t>
+      </w:r>
+      <w:r>
+        <w:rPr>
+          <w:lang w:val="en-US"/>
+        </w:rPr>
+        <w:t xml:space="preserve"> </w:t>
+      </w:r>
+      <w:proofErr w:type="spellStart"/>
+      <w:r>
+        <w:rPr>
+          <w:b/>
+          <w:bCs/>
+          <w:lang w:val="en-US"/>
+        </w:rPr>
+        <w:t>vlan</w:t>
+      </w:r>
+      <w:proofErr w:type="spellEnd"/>
+      <w:r>
+        <w:rPr>
+          <w:b/>
+          <w:bCs/>
+          <w:lang w:val="en-US"/>
+        </w:rPr>
+        <w:t xml:space="preserve"> 2-3,10</w:t>
+      </w:r>
+    </w:p>
+    <w:p>
+      <w:pPr>
+        <w:pStyle w:val="af"/>
+        <w:rPr>
+          <w:lang w:val="en-US"/>
+        </w:rPr>
+      </w:pPr>
+      <w:r>
+        <w:rPr>
+          <w:lang w:val="en-US"/>
+        </w:rPr>
+        <w:t>Switch(config-</w:t>
+      </w:r>
+      <w:proofErr w:type="gramStart"/>
+      <w:r>
+        <w:rPr>
+          <w:lang w:val="en-US"/>
+        </w:rPr>
+        <w:t>if)#</w:t>
+      </w:r>
+      <w:proofErr w:type="gramEnd"/>
+      <w:r>
+        <w:rPr>
+          <w:lang w:val="en-US"/>
+        </w:rPr>
+        <w:t>exit</w:t>
+      </w:r>
+    </w:p>
+    <w:p>
+      <w:pPr>
+        <w:pStyle w:val="af"/>
+        <w:rPr>
+          <w:lang w:val="en-US"/>
+        </w:rPr>
+      </w:pPr>
+    </w:p>
+    <w:p>
+      <w:pPr>
+        <w:pStyle w:val="af"/>
+        <w:rPr>
+          <w:lang w:val="en-US"/>
+        </w:rPr>
+      </w:pPr>
+      <w:r>
+        <w:rPr>
+          <w:lang w:val="en-US"/>
+        </w:rPr>
+        <w:t>Switch(config)#do write</w:t>
+      </w:r>
+    </w:p>
+    <w:p>
+      <w:pPr>
+        <w:rPr>
+          <w:lang w:val="en-US"/>
+        </w:rPr>
+      </w:pPr>
+    </w:p>
+    <w:p>
+      <w:r>
         <w:t>.</w:t>
       </w:r>
-    </w:p>
-    <w:p>
-      <w:pPr>
-        <w:ind w:firstLine="0"/>
-      </w:pPr>
     </w:p>
     <w:p/>
     <w:p>
@@ -586,8 +2913,8 @@
       </w:r>
     </w:p>
     <w:sectPr>
-      <w:headerReference w:type="default" r:id="rId8"/>
-      <w:headerReference w:type="first" r:id="rId9"/>
+      <w:headerReference w:type="default" r:id="rId10"/>
+      <w:headerReference w:type="first" r:id="rId11"/>
       <w:pgSz w:w="11906" w:h="16838"/>
       <w:pgMar w:top="851" w:right="567" w:bottom="851" w:left="1418" w:header="680" w:footer="680" w:gutter="0"/>
       <w:cols w:space="708"/>

--- a/7 семестр/ИСИС/ЛР 4/ИСИС ЛР 4.docx
+++ b/7 семестр/ИСИС/ЛР 4/ИСИС ЛР 4.docx
@@ -1189,17 +1189,10 @@
             </w:pPr>
             <w:r>
               <w:rPr>
-                <w:b/>
-                <w:bCs/>
+                <w:highlight w:val="cyan"/>
                 <w:lang w:val="en-US"/>
               </w:rPr>
-              <w:t>172.16.2</w:t>
-            </w:r>
-            <w:r>
-              <w:rPr>
-                <w:lang w:val="en-US"/>
-              </w:rPr>
-              <w:t>.1</w:t>
+              <w:t>172.16.2.1</w:t>
             </w:r>
           </w:p>
         </w:tc>
@@ -1435,10 +1428,13 @@
         <w:tc>
           <w:tcPr>
             <w:tcW w:w="1845" w:type="dxa"/>
+            <w:vMerge w:val="restart"/>
+            <w:vAlign w:val="center"/>
           </w:tcPr>
           <w:p>
             <w:pPr>
               <w:ind w:firstLine="0"/>
+              <w:jc w:val="center"/>
               <w:rPr>
                 <w:lang w:val="en-US"/>
               </w:rPr>
@@ -1465,6 +1461,138 @@
             <w:r>
               <w:t>Fa0/0</w:t>
             </w:r>
+            <w:r>
+              <w:t>.1</w:t>
+            </w:r>
+            <w:r>
+              <w:rPr>
+                <w:lang w:val="en-US"/>
+              </w:rPr>
+              <w:t>0</w:t>
+            </w:r>
+          </w:p>
+        </w:tc>
+        <w:tc>
+          <w:tcPr>
+            <w:tcW w:w="1841" w:type="dxa"/>
+          </w:tcPr>
+          <w:p>
+            <w:pPr>
+              <w:ind w:firstLine="0"/>
+              <w:rPr>
+                <w:lang w:val="en-US"/>
+              </w:rPr>
+            </w:pPr>
+            <w:r>
+              <w:rPr>
+                <w:highlight w:val="cyan"/>
+                <w:lang w:val="en-US"/>
+              </w:rPr>
+              <w:t>172.16.2.1</w:t>
+            </w:r>
+          </w:p>
+        </w:tc>
+        <w:tc>
+          <w:tcPr>
+            <w:tcW w:w="1918" w:type="dxa"/>
+            <w:vMerge w:val="restart"/>
+            <w:vAlign w:val="center"/>
+          </w:tcPr>
+          <w:p>
+            <w:pPr>
+              <w:ind w:firstLine="0"/>
+              <w:jc w:val="center"/>
+              <w:rPr>
+                <w:lang w:val="en-US"/>
+              </w:rPr>
+            </w:pPr>
+            <w:r>
+              <w:t>255.255.255.0</w:t>
+            </w:r>
+          </w:p>
+        </w:tc>
+        <w:tc>
+          <w:tcPr>
+            <w:tcW w:w="1688" w:type="dxa"/>
+          </w:tcPr>
+          <w:p>
+            <w:pPr>
+              <w:ind w:firstLine="0"/>
+              <w:jc w:val="center"/>
+              <w:rPr>
+                <w:lang w:val="en-US"/>
+              </w:rPr>
+            </w:pPr>
+            <w:r>
+              <w:rPr>
+                <w:lang w:val="en-US"/>
+              </w:rPr>
+              <w:t>-</w:t>
+            </w:r>
+          </w:p>
+        </w:tc>
+        <w:tc>
+          <w:tcPr>
+            <w:tcW w:w="1042" w:type="dxa"/>
+            <w:vAlign w:val="center"/>
+          </w:tcPr>
+          <w:p>
+            <w:pPr>
+              <w:ind w:firstLine="0"/>
+              <w:jc w:val="center"/>
+              <w:rPr>
+                <w:lang w:val="en-US"/>
+              </w:rPr>
+            </w:pPr>
+            <w:r>
+              <w:rPr>
+                <w:lang w:val="en-US"/>
+              </w:rPr>
+              <w:t>10</w:t>
+            </w:r>
+          </w:p>
+        </w:tc>
+      </w:tr>
+      <w:tr>
+        <w:tc>
+          <w:tcPr>
+            <w:tcW w:w="1845" w:type="dxa"/>
+            <w:vMerge/>
+            <w:vAlign w:val="center"/>
+          </w:tcPr>
+          <w:p>
+            <w:pPr>
+              <w:ind w:firstLine="0"/>
+              <w:jc w:val="center"/>
+              <w:rPr>
+                <w:lang w:val="en-US"/>
+              </w:rPr>
+            </w:pPr>
+          </w:p>
+        </w:tc>
+        <w:tc>
+          <w:tcPr>
+            <w:tcW w:w="1803" w:type="dxa"/>
+          </w:tcPr>
+          <w:p>
+            <w:pPr>
+              <w:ind w:firstLine="0"/>
+              <w:rPr>
+                <w:lang w:val="en-US"/>
+              </w:rPr>
+            </w:pPr>
+            <w:r>
+              <w:t>Fa0/0</w:t>
+            </w:r>
+            <w:r>
+              <w:t>.</w:t>
+            </w:r>
+            <w:r>
+              <w:rPr>
+                <w:lang w:val="en-US"/>
+              </w:rPr>
+              <w:t>2</w:t>
+            </w:r>
           </w:p>
         </w:tc>
         <w:tc>
@@ -1481,16 +1609,17 @@
             </w:pPr>
             <w:r>
               <w:rPr>
-                <w:color w:val="FF0000"/>
+                <w:highlight w:val="yellow"/>
                 <w:lang w:val="en-US"/>
               </w:rPr>
-              <w:t>???</w:t>
+              <w:t>172.16.0.1</w:t>
             </w:r>
           </w:p>
         </w:tc>
         <w:tc>
           <w:tcPr>
             <w:tcW w:w="1918" w:type="dxa"/>
+            <w:vMerge/>
           </w:tcPr>
           <w:p>
             <w:pPr>
@@ -1500,13 +1629,6 @@
                 <w:lang w:val="en-US"/>
               </w:rPr>
             </w:pPr>
-            <w:r>
-              <w:rPr>
-                <w:color w:val="FF0000"/>
-                <w:lang w:val="en-US"/>
-              </w:rPr>
-              <w:t>???</w:t>
-            </w:r>
           </w:p>
         </w:tc>
         <w:tc>
@@ -1537,9 +1659,134 @@
             <w:pPr>
               <w:ind w:firstLine="0"/>
               <w:jc w:val="center"/>
+              <w:rPr>
+                <w:lang w:val="en-US"/>
+              </w:rPr>
             </w:pPr>
             <w:r>
-              <w:t>2-3,10</w:t>
+              <w:rPr>
+                <w:lang w:val="en-US"/>
+              </w:rPr>
+              <w:t>2</w:t>
+            </w:r>
+          </w:p>
+        </w:tc>
+      </w:tr>
+      <w:tr>
+        <w:tc>
+          <w:tcPr>
+            <w:tcW w:w="1845" w:type="dxa"/>
+            <w:vMerge/>
+            <w:vAlign w:val="center"/>
+          </w:tcPr>
+          <w:p>
+            <w:pPr>
+              <w:ind w:firstLine="0"/>
+              <w:jc w:val="center"/>
+              <w:rPr>
+                <w:lang w:val="en-US"/>
+              </w:rPr>
+            </w:pPr>
+          </w:p>
+        </w:tc>
+        <w:tc>
+          <w:tcPr>
+            <w:tcW w:w="1803" w:type="dxa"/>
+          </w:tcPr>
+          <w:p>
+            <w:pPr>
+              <w:ind w:firstLine="0"/>
+              <w:rPr>
+                <w:lang w:val="en-US"/>
+              </w:rPr>
+            </w:pPr>
+            <w:r>
+              <w:t>Fa0/0</w:t>
+            </w:r>
+            <w:r>
+              <w:t>.</w:t>
+            </w:r>
+            <w:r>
+              <w:rPr>
+                <w:lang w:val="en-US"/>
+              </w:rPr>
+              <w:t>3</w:t>
+            </w:r>
+          </w:p>
+        </w:tc>
+        <w:tc>
+          <w:tcPr>
+            <w:tcW w:w="1841" w:type="dxa"/>
+          </w:tcPr>
+          <w:p>
+            <w:pPr>
+              <w:ind w:firstLine="0"/>
+              <w:rPr>
+                <w:color w:val="FF0000"/>
+                <w:lang w:val="en-US"/>
+              </w:rPr>
+            </w:pPr>
+            <w:r>
+              <w:rPr>
+                <w:highlight w:val="green"/>
+                <w:lang w:val="en-US"/>
+              </w:rPr>
+              <w:t>172.16.1.1</w:t>
+            </w:r>
+          </w:p>
+        </w:tc>
+        <w:tc>
+          <w:tcPr>
+            <w:tcW w:w="1918" w:type="dxa"/>
+            <w:vMerge/>
+          </w:tcPr>
+          <w:p>
+            <w:pPr>
+              <w:ind w:firstLine="0"/>
+              <w:rPr>
+                <w:color w:val="FF0000"/>
+                <w:lang w:val="en-US"/>
+              </w:rPr>
+            </w:pPr>
+          </w:p>
+        </w:tc>
+        <w:tc>
+          <w:tcPr>
+            <w:tcW w:w="1688" w:type="dxa"/>
+          </w:tcPr>
+          <w:p>
+            <w:pPr>
+              <w:ind w:firstLine="0"/>
+              <w:jc w:val="center"/>
+              <w:rPr>
+                <w:lang w:val="en-US"/>
+              </w:rPr>
+            </w:pPr>
+            <w:r>
+              <w:rPr>
+                <w:lang w:val="en-US"/>
+              </w:rPr>
+              <w:t>-</w:t>
+            </w:r>
+          </w:p>
+        </w:tc>
+        <w:tc>
+          <w:tcPr>
+            <w:tcW w:w="1042" w:type="dxa"/>
+          </w:tcPr>
+          <w:p>
+            <w:pPr>
+              <w:ind w:firstLine="0"/>
+              <w:jc w:val="center"/>
+              <w:rPr>
+                <w:lang w:val="en-US"/>
+              </w:rPr>
+            </w:pPr>
+            <w:r>
+              <w:rPr>
+                <w:lang w:val="en-US"/>
+              </w:rPr>
+              <w:t>3</w:t>
             </w:r>
           </w:p>
         </w:tc>
@@ -1635,17 +1882,10 @@
             </w:pPr>
             <w:r>
               <w:rPr>
-                <w:b/>
-                <w:bCs/>
+                <w:highlight w:val="yellow"/>
                 <w:lang w:val="en-US"/>
               </w:rPr>
-              <w:t>172.16.0</w:t>
-            </w:r>
-            <w:r>
-              <w:rPr>
-                <w:lang w:val="en-US"/>
-              </w:rPr>
-              <w:t>.1</w:t>
+              <w:t>172.16.0.1</w:t>
             </w:r>
           </w:p>
         </w:tc>
@@ -1761,17 +2001,10 @@
             </w:pPr>
             <w:r>
               <w:rPr>
-                <w:b/>
-                <w:bCs/>
+                <w:highlight w:val="green"/>
                 <w:lang w:val="en-US"/>
               </w:rPr>
-              <w:t>172.16.1</w:t>
-            </w:r>
-            <w:r>
-              <w:rPr>
-                <w:lang w:val="en-US"/>
-              </w:rPr>
-              <w:t>.1</w:t>
+              <w:t>172.16.1.1</w:t>
             </w:r>
           </w:p>
         </w:tc>
@@ -1819,10 +2052,7 @@
         <w:t>Switch</w:t>
       </w:r>
       <w:r>
-        <w:t>)</w:t>
-      </w:r>
-      <w:r>
-        <w:t xml:space="preserve"> был сконфигурирован таким образом, чтобы </w:t>
+        <w:t xml:space="preserve">) был сконфигурирован таким образом, чтобы </w:t>
       </w:r>
       <w:r>
         <w:t xml:space="preserve">делить устройства на четыре </w:t>
@@ -2654,7 +2884,6 @@
         <w:rPr>
           <w:lang w:val="en-US"/>
         </w:rPr>
-        <w:lastRenderedPageBreak/>
         <w:t>Switch(config-</w:t>
       </w:r>
       <w:proofErr w:type="gramStart"/>
@@ -2884,11 +3113,2093 @@
       </w:pPr>
     </w:p>
     <w:p>
+      <w:pPr>
+        <w:rPr>
+          <w:lang w:val="en-US"/>
+        </w:rPr>
+      </w:pPr>
+      <w:r>
+        <w:t>Наконец, была настроена конфигурация маршрутизатора (</w:t>
+      </w:r>
+      <w:r>
+        <w:rPr>
+          <w:lang w:val="en-US"/>
+        </w:rPr>
+        <w:t>Router</w:t>
+      </w:r>
+      <w:r>
+        <w:t xml:space="preserve">). </w:t>
+      </w:r>
+      <w:r>
+        <w:t xml:space="preserve">Для </w:t>
+      </w:r>
+      <w:r>
+        <w:t xml:space="preserve">физического </w:t>
+      </w:r>
+      <w:r>
+        <w:t xml:space="preserve">интерфейса </w:t>
+      </w:r>
+      <w:proofErr w:type="spellStart"/>
+      <w:r>
+        <w:rPr>
+          <w:lang w:val="en-US"/>
+        </w:rPr>
+        <w:t>FastEthernet</w:t>
+      </w:r>
+      <w:proofErr w:type="spellEnd"/>
+      <w:r>
+        <w:t xml:space="preserve">0/0 </w:t>
+      </w:r>
+      <w:r>
+        <w:t>было создано три подинтерфейса</w:t>
+      </w:r>
+      <w:r>
+        <w:t xml:space="preserve">, каждый обслуживает свою </w:t>
+      </w:r>
+      <w:r>
+        <w:rPr>
+          <w:lang w:val="en-US"/>
+        </w:rPr>
+        <w:t xml:space="preserve">VLAN. </w:t>
+      </w:r>
+    </w:p>
+    <w:p/>
+    <w:p>
+      <w:pPr>
+        <w:pStyle w:val="af"/>
+        <w:rPr>
+          <w:lang w:val="en-US"/>
+        </w:rPr>
+      </w:pPr>
+      <w:r>
+        <w:rPr>
+          <w:lang w:val="en-US"/>
+        </w:rPr>
+        <w:t xml:space="preserve">Router(config)#interface </w:t>
+      </w:r>
+      <w:r>
+        <w:rPr>
+          <w:b/>
+          <w:bCs/>
+          <w:lang w:val="en-US"/>
+        </w:rPr>
+        <w:t>fa0/0</w:t>
+      </w:r>
+    </w:p>
+    <w:p>
+      <w:pPr>
+        <w:pStyle w:val="af"/>
+        <w:rPr>
+          <w:lang w:val="en-US"/>
+        </w:rPr>
+      </w:pPr>
+      <w:r>
+        <w:rPr>
+          <w:lang w:val="en-US"/>
+        </w:rPr>
+        <w:t>Router(config-</w:t>
+      </w:r>
+      <w:proofErr w:type="gramStart"/>
+      <w:r>
+        <w:rPr>
+          <w:lang w:val="en-US"/>
+        </w:rPr>
+        <w:t>if)#</w:t>
+      </w:r>
+      <w:proofErr w:type="gramEnd"/>
+      <w:r>
+        <w:rPr>
+          <w:lang w:val="en-US"/>
+        </w:rPr>
+        <w:t>description Switch</w:t>
+      </w:r>
+    </w:p>
+    <w:p>
+      <w:pPr>
+        <w:pStyle w:val="af"/>
+        <w:rPr>
+          <w:lang w:val="en-US"/>
+        </w:rPr>
+      </w:pPr>
+      <w:r>
+        <w:rPr>
+          <w:lang w:val="en-US"/>
+        </w:rPr>
+        <w:t>Router(config-</w:t>
+      </w:r>
+      <w:proofErr w:type="gramStart"/>
+      <w:r>
+        <w:rPr>
+          <w:lang w:val="en-US"/>
+        </w:rPr>
+        <w:t>if)#</w:t>
+      </w:r>
+      <w:proofErr w:type="gramEnd"/>
+      <w:r>
+        <w:rPr>
+          <w:lang w:val="en-US"/>
+        </w:rPr>
+        <w:t>no shutdown</w:t>
+      </w:r>
+    </w:p>
+    <w:p>
+      <w:pPr>
+        <w:pStyle w:val="af"/>
+        <w:rPr>
+          <w:lang w:val="en-US"/>
+        </w:rPr>
+      </w:pPr>
+      <w:r>
+        <w:rPr>
+          <w:lang w:val="en-US"/>
+        </w:rPr>
+        <w:t>Router(config-</w:t>
+      </w:r>
+      <w:proofErr w:type="gramStart"/>
+      <w:r>
+        <w:rPr>
+          <w:lang w:val="en-US"/>
+        </w:rPr>
+        <w:t>if)#</w:t>
+      </w:r>
+      <w:proofErr w:type="gramEnd"/>
+      <w:r>
+        <w:rPr>
+          <w:lang w:val="en-US"/>
+        </w:rPr>
+        <w:t>exit</w:t>
+      </w:r>
+    </w:p>
+    <w:p>
+      <w:pPr>
+        <w:pStyle w:val="af"/>
+        <w:rPr>
+          <w:lang w:val="en-US"/>
+        </w:rPr>
+      </w:pPr>
+    </w:p>
+    <w:p>
+      <w:pPr>
+        <w:pStyle w:val="af"/>
+        <w:rPr>
+          <w:lang w:val="en-US"/>
+        </w:rPr>
+      </w:pPr>
+      <w:r>
+        <w:rPr>
+          <w:lang w:val="en-US"/>
+        </w:rPr>
+        <w:t xml:space="preserve">Router(config)#interface </w:t>
+      </w:r>
+      <w:r>
+        <w:rPr>
+          <w:b/>
+          <w:bCs/>
+          <w:lang w:val="en-US"/>
+        </w:rPr>
+        <w:t>fa0/0.2</w:t>
+      </w:r>
+    </w:p>
+    <w:p>
+      <w:pPr>
+        <w:pStyle w:val="af"/>
+        <w:rPr>
+          <w:lang w:val="en-US"/>
+        </w:rPr>
+      </w:pPr>
+      <w:r>
+        <w:rPr>
+          <w:lang w:val="en-US"/>
+        </w:rPr>
+        <w:t>Router(config-</w:t>
+      </w:r>
+      <w:proofErr w:type="spellStart"/>
+      <w:proofErr w:type="gramStart"/>
+      <w:r>
+        <w:rPr>
+          <w:lang w:val="en-US"/>
+        </w:rPr>
+        <w:t>subif</w:t>
+      </w:r>
+      <w:proofErr w:type="spellEnd"/>
+      <w:r>
+        <w:rPr>
+          <w:lang w:val="en-US"/>
+        </w:rPr>
+        <w:t>)#</w:t>
+      </w:r>
+      <w:proofErr w:type="gramEnd"/>
+      <w:r>
+        <w:rPr>
+          <w:lang w:val="en-US"/>
+        </w:rPr>
+        <w:t>description Admin</w:t>
+      </w:r>
+    </w:p>
+    <w:p>
+      <w:pPr>
+        <w:pStyle w:val="af"/>
+        <w:rPr>
+          <w:lang w:val="en-US"/>
+        </w:rPr>
+      </w:pPr>
+      <w:r>
+        <w:rPr>
+          <w:lang w:val="en-US"/>
+        </w:rPr>
+        <w:t>Router(config-</w:t>
+      </w:r>
+      <w:proofErr w:type="spellStart"/>
+      <w:proofErr w:type="gramStart"/>
+      <w:r>
+        <w:rPr>
+          <w:lang w:val="en-US"/>
+        </w:rPr>
+        <w:t>subif</w:t>
+      </w:r>
+      <w:proofErr w:type="spellEnd"/>
+      <w:r>
+        <w:rPr>
+          <w:lang w:val="en-US"/>
+        </w:rPr>
+        <w:t>)#</w:t>
+      </w:r>
+      <w:proofErr w:type="gramEnd"/>
+      <w:r>
+        <w:rPr>
+          <w:lang w:val="en-US"/>
+        </w:rPr>
+        <w:t xml:space="preserve">encapsulation dot1q </w:t>
+      </w:r>
+      <w:r>
+        <w:rPr>
+          <w:b/>
+          <w:bCs/>
+          <w:lang w:val="en-US"/>
+        </w:rPr>
+        <w:t>2</w:t>
+      </w:r>
+    </w:p>
+    <w:p>
+      <w:pPr>
+        <w:pStyle w:val="af"/>
+        <w:rPr>
+          <w:lang w:val="en-US"/>
+        </w:rPr>
+      </w:pPr>
+      <w:r>
+        <w:rPr>
+          <w:lang w:val="en-US"/>
+        </w:rPr>
+        <w:t>Router(config-</w:t>
+      </w:r>
+      <w:proofErr w:type="spellStart"/>
+      <w:proofErr w:type="gramStart"/>
+      <w:r>
+        <w:rPr>
+          <w:lang w:val="en-US"/>
+        </w:rPr>
+        <w:t>subif</w:t>
+      </w:r>
+      <w:proofErr w:type="spellEnd"/>
+      <w:r>
+        <w:rPr>
+          <w:lang w:val="en-US"/>
+        </w:rPr>
+        <w:t>)#</w:t>
+      </w:r>
+      <w:proofErr w:type="gramEnd"/>
+      <w:r>
+        <w:rPr>
+          <w:lang w:val="en-US"/>
+        </w:rPr>
+        <w:t xml:space="preserve">ip address </w:t>
+      </w:r>
+      <w:r>
+        <w:rPr>
+          <w:b/>
+          <w:bCs/>
+          <w:lang w:val="en-US"/>
+        </w:rPr>
+        <w:t>172.16.0.1</w:t>
+      </w:r>
+      <w:r>
+        <w:rPr>
+          <w:lang w:val="en-US"/>
+        </w:rPr>
+        <w:t xml:space="preserve"> 255.255.255.0</w:t>
+      </w:r>
+    </w:p>
+    <w:p>
+      <w:pPr>
+        <w:pStyle w:val="af"/>
+        <w:rPr>
+          <w:lang w:val="en-US"/>
+        </w:rPr>
+      </w:pPr>
+      <w:r>
+        <w:rPr>
+          <w:lang w:val="en-US"/>
+        </w:rPr>
+        <w:t>Router(config-</w:t>
+      </w:r>
+      <w:proofErr w:type="spellStart"/>
+      <w:proofErr w:type="gramStart"/>
+      <w:r>
+        <w:rPr>
+          <w:lang w:val="en-US"/>
+        </w:rPr>
+        <w:t>subif</w:t>
+      </w:r>
+      <w:proofErr w:type="spellEnd"/>
+      <w:r>
+        <w:rPr>
+          <w:lang w:val="en-US"/>
+        </w:rPr>
+        <w:t>)#</w:t>
+      </w:r>
+      <w:proofErr w:type="gramEnd"/>
+      <w:r>
+        <w:rPr>
+          <w:lang w:val="en-US"/>
+        </w:rPr>
+        <w:t>exit</w:t>
+      </w:r>
+    </w:p>
+    <w:p>
+      <w:pPr>
+        <w:pStyle w:val="af"/>
+        <w:rPr>
+          <w:lang w:val="en-US"/>
+        </w:rPr>
+      </w:pPr>
+    </w:p>
+    <w:p>
+      <w:pPr>
+        <w:pStyle w:val="af"/>
+        <w:rPr>
+          <w:lang w:val="en-US"/>
+        </w:rPr>
+      </w:pPr>
+      <w:r>
+        <w:rPr>
+          <w:lang w:val="en-US"/>
+        </w:rPr>
+        <w:t xml:space="preserve">Router(config)#interface </w:t>
+      </w:r>
+      <w:r>
+        <w:rPr>
+          <w:b/>
+          <w:bCs/>
+          <w:lang w:val="en-US"/>
+        </w:rPr>
+        <w:t>fa0/0.3</w:t>
+      </w:r>
+    </w:p>
+    <w:p>
+      <w:pPr>
+        <w:pStyle w:val="af"/>
+        <w:rPr>
+          <w:lang w:val="en-US"/>
+        </w:rPr>
+      </w:pPr>
+      <w:r>
+        <w:rPr>
+          <w:lang w:val="en-US"/>
+        </w:rPr>
+        <w:t>Router(config-</w:t>
+      </w:r>
+      <w:proofErr w:type="spellStart"/>
+      <w:proofErr w:type="gramStart"/>
+      <w:r>
+        <w:rPr>
+          <w:lang w:val="en-US"/>
+        </w:rPr>
+        <w:t>subif</w:t>
+      </w:r>
+      <w:proofErr w:type="spellEnd"/>
+      <w:r>
+        <w:rPr>
+          <w:lang w:val="en-US"/>
+        </w:rPr>
+        <w:t>)#</w:t>
+      </w:r>
+      <w:proofErr w:type="gramEnd"/>
+      <w:r>
+        <w:rPr>
+          <w:lang w:val="en-US"/>
+        </w:rPr>
+        <w:t>description Server</w:t>
+      </w:r>
+    </w:p>
+    <w:p>
+      <w:pPr>
+        <w:pStyle w:val="af"/>
+        <w:rPr>
+          <w:lang w:val="en-US"/>
+        </w:rPr>
+      </w:pPr>
+      <w:r>
+        <w:rPr>
+          <w:lang w:val="en-US"/>
+        </w:rPr>
+        <w:t>Router(config-</w:t>
+      </w:r>
+      <w:proofErr w:type="spellStart"/>
+      <w:proofErr w:type="gramStart"/>
+      <w:r>
+        <w:rPr>
+          <w:lang w:val="en-US"/>
+        </w:rPr>
+        <w:t>subif</w:t>
+      </w:r>
+      <w:proofErr w:type="spellEnd"/>
+      <w:r>
+        <w:rPr>
+          <w:lang w:val="en-US"/>
+        </w:rPr>
+        <w:t>)#</w:t>
+      </w:r>
+      <w:proofErr w:type="gramEnd"/>
+      <w:r>
+        <w:rPr>
+          <w:lang w:val="en-US"/>
+        </w:rPr>
+        <w:t xml:space="preserve">encapsulation dot1q </w:t>
+      </w:r>
+      <w:r>
+        <w:rPr>
+          <w:b/>
+          <w:bCs/>
+          <w:lang w:val="en-US"/>
+        </w:rPr>
+        <w:t>3</w:t>
+      </w:r>
+    </w:p>
+    <w:p>
+      <w:pPr>
+        <w:pStyle w:val="af"/>
+        <w:rPr>
+          <w:lang w:val="en-US"/>
+        </w:rPr>
+      </w:pPr>
+      <w:r>
+        <w:rPr>
+          <w:lang w:val="en-US"/>
+        </w:rPr>
+        <w:t>Router(config-</w:t>
+      </w:r>
+      <w:proofErr w:type="spellStart"/>
+      <w:proofErr w:type="gramStart"/>
+      <w:r>
+        <w:rPr>
+          <w:lang w:val="en-US"/>
+        </w:rPr>
+        <w:t>subif</w:t>
+      </w:r>
+      <w:proofErr w:type="spellEnd"/>
+      <w:r>
+        <w:rPr>
+          <w:lang w:val="en-US"/>
+        </w:rPr>
+        <w:t>)#</w:t>
+      </w:r>
+      <w:proofErr w:type="gramEnd"/>
+      <w:r>
+        <w:rPr>
+          <w:lang w:val="en-US"/>
+        </w:rPr>
+        <w:t xml:space="preserve">ip address </w:t>
+      </w:r>
+      <w:r>
+        <w:rPr>
+          <w:b/>
+          <w:bCs/>
+          <w:lang w:val="en-US"/>
+        </w:rPr>
+        <w:t xml:space="preserve">172.16.1.1 </w:t>
+      </w:r>
+      <w:r>
+        <w:rPr>
+          <w:lang w:val="en-US"/>
+        </w:rPr>
+        <w:t>255.255.255.0</w:t>
+      </w:r>
+    </w:p>
+    <w:p>
+      <w:pPr>
+        <w:pStyle w:val="af"/>
+        <w:rPr>
+          <w:lang w:val="en-US"/>
+        </w:rPr>
+      </w:pPr>
+      <w:r>
+        <w:rPr>
+          <w:lang w:val="en-US"/>
+        </w:rPr>
+        <w:t>Router(config-</w:t>
+      </w:r>
+      <w:proofErr w:type="spellStart"/>
+      <w:proofErr w:type="gramStart"/>
+      <w:r>
+        <w:rPr>
+          <w:lang w:val="en-US"/>
+        </w:rPr>
+        <w:t>subif</w:t>
+      </w:r>
+      <w:proofErr w:type="spellEnd"/>
+      <w:r>
+        <w:rPr>
+          <w:lang w:val="en-US"/>
+        </w:rPr>
+        <w:t>)#</w:t>
+      </w:r>
+      <w:proofErr w:type="gramEnd"/>
+      <w:r>
+        <w:rPr>
+          <w:lang w:val="en-US"/>
+        </w:rPr>
+        <w:t>exit</w:t>
+      </w:r>
+    </w:p>
+    <w:p>
+      <w:pPr>
+        <w:pStyle w:val="af"/>
+        <w:rPr>
+          <w:lang w:val="en-US"/>
+        </w:rPr>
+      </w:pPr>
+    </w:p>
+    <w:p>
+      <w:pPr>
+        <w:pStyle w:val="af"/>
+        <w:rPr>
+          <w:lang w:val="en-US"/>
+        </w:rPr>
+      </w:pPr>
+      <w:r>
+        <w:rPr>
+          <w:lang w:val="en-US"/>
+        </w:rPr>
+        <w:t xml:space="preserve">Router(config)#interface </w:t>
+      </w:r>
+      <w:r>
+        <w:rPr>
+          <w:b/>
+          <w:bCs/>
+          <w:lang w:val="en-US"/>
+        </w:rPr>
+        <w:t>fa0/0.10</w:t>
+      </w:r>
+    </w:p>
+    <w:p>
+      <w:pPr>
+        <w:pStyle w:val="af"/>
+        <w:rPr>
+          <w:lang w:val="en-US"/>
+        </w:rPr>
+      </w:pPr>
+      <w:r>
+        <w:rPr>
+          <w:lang w:val="en-US"/>
+        </w:rPr>
+        <w:t>Router(config-</w:t>
+      </w:r>
+      <w:proofErr w:type="spellStart"/>
+      <w:proofErr w:type="gramStart"/>
+      <w:r>
+        <w:rPr>
+          <w:lang w:val="en-US"/>
+        </w:rPr>
+        <w:t>subif</w:t>
+      </w:r>
+      <w:proofErr w:type="spellEnd"/>
+      <w:r>
+        <w:rPr>
+          <w:lang w:val="en-US"/>
+        </w:rPr>
+        <w:t>)#</w:t>
+      </w:r>
+      <w:proofErr w:type="gramEnd"/>
+      <w:r>
+        <w:rPr>
+          <w:lang w:val="en-US"/>
+        </w:rPr>
+        <w:t xml:space="preserve">description </w:t>
+      </w:r>
+      <w:r>
+        <w:rPr>
+          <w:b/>
+          <w:bCs/>
+          <w:lang w:val="en-US"/>
+        </w:rPr>
+        <w:t>Users</w:t>
+      </w:r>
+    </w:p>
+    <w:p>
+      <w:pPr>
+        <w:pStyle w:val="af"/>
+        <w:rPr>
+          <w:lang w:val="en-US"/>
+        </w:rPr>
+      </w:pPr>
+      <w:r>
+        <w:rPr>
+          <w:lang w:val="en-US"/>
+        </w:rPr>
+        <w:t>Router(config-</w:t>
+      </w:r>
+      <w:proofErr w:type="spellStart"/>
+      <w:proofErr w:type="gramStart"/>
+      <w:r>
+        <w:rPr>
+          <w:lang w:val="en-US"/>
+        </w:rPr>
+        <w:t>subif</w:t>
+      </w:r>
+      <w:proofErr w:type="spellEnd"/>
+      <w:r>
+        <w:rPr>
+          <w:lang w:val="en-US"/>
+        </w:rPr>
+        <w:t>)#</w:t>
+      </w:r>
+      <w:proofErr w:type="gramEnd"/>
+      <w:r>
+        <w:rPr>
+          <w:lang w:val="en-US"/>
+        </w:rPr>
+        <w:t xml:space="preserve">encapsulation dot1q </w:t>
+      </w:r>
+      <w:r>
+        <w:rPr>
+          <w:b/>
+          <w:bCs/>
+          <w:lang w:val="en-US"/>
+        </w:rPr>
+        <w:t>10</w:t>
+      </w:r>
+    </w:p>
+    <w:p>
+      <w:pPr>
+        <w:pStyle w:val="af"/>
+        <w:rPr>
+          <w:lang w:val="en-US"/>
+        </w:rPr>
+      </w:pPr>
+      <w:r>
+        <w:rPr>
+          <w:lang w:val="en-US"/>
+        </w:rPr>
+        <w:t>Router(config-</w:t>
+      </w:r>
+      <w:proofErr w:type="spellStart"/>
+      <w:proofErr w:type="gramStart"/>
+      <w:r>
+        <w:rPr>
+          <w:lang w:val="en-US"/>
+        </w:rPr>
+        <w:t>subif</w:t>
+      </w:r>
+      <w:proofErr w:type="spellEnd"/>
+      <w:r>
+        <w:rPr>
+          <w:lang w:val="en-US"/>
+        </w:rPr>
+        <w:t>)#</w:t>
+      </w:r>
+      <w:proofErr w:type="gramEnd"/>
+      <w:r>
+        <w:rPr>
+          <w:lang w:val="en-US"/>
+        </w:rPr>
+        <w:t xml:space="preserve">ip address </w:t>
+      </w:r>
+      <w:r>
+        <w:rPr>
+          <w:b/>
+          <w:bCs/>
+          <w:lang w:val="en-US"/>
+        </w:rPr>
+        <w:t>172.16.2.1</w:t>
+      </w:r>
+      <w:r>
+        <w:rPr>
+          <w:lang w:val="en-US"/>
+        </w:rPr>
+        <w:t xml:space="preserve"> 255.255.255.0</w:t>
+      </w:r>
+    </w:p>
+    <w:p>
+      <w:pPr>
+        <w:pStyle w:val="af"/>
+      </w:pPr>
+      <w:r>
+        <w:rPr>
+          <w:lang w:val="en-US"/>
+        </w:rPr>
+        <w:t>Router</w:t>
+      </w:r>
+      <w:r>
+        <w:t>(</w:t>
+      </w:r>
+      <w:r>
+        <w:rPr>
+          <w:lang w:val="en-US"/>
+        </w:rPr>
+        <w:t>config</w:t>
+      </w:r>
+      <w:r>
+        <w:t>-</w:t>
+      </w:r>
+      <w:proofErr w:type="spellStart"/>
+      <w:proofErr w:type="gramStart"/>
+      <w:r>
+        <w:rPr>
+          <w:lang w:val="en-US"/>
+        </w:rPr>
+        <w:t>subif</w:t>
+      </w:r>
+      <w:proofErr w:type="spellEnd"/>
+      <w:r>
+        <w:t>)#</w:t>
+      </w:r>
+      <w:proofErr w:type="gramEnd"/>
+      <w:r>
+        <w:rPr>
+          <w:lang w:val="en-US"/>
+        </w:rPr>
+        <w:t>exit</w:t>
+      </w:r>
+    </w:p>
+    <w:p/>
+    <w:p>
+      <w:r>
+        <w:t>Сеть отлично сконфигурирована – это было проверено путём пингования между устройствами (рисунок 3.2).</w:t>
+      </w:r>
+    </w:p>
+    <w:p/>
+    <w:p>
+      <w:pPr>
+        <w:ind w:firstLine="0"/>
+        <w:jc w:val="center"/>
+      </w:pPr>
+      <w:r>
+        <w:rPr>
+          <w:noProof/>
+        </w:rPr>
+        <w:lastRenderedPageBreak/>
+        <w:drawing>
+          <wp:inline distT="0" distB="0" distL="0" distR="0" wp14:anchorId="457877D4" wp14:editId="525CF934">
+            <wp:extent cx="3757920" cy="1682750"/>
+            <wp:effectExtent l="0" t="0" r="0" b="0"/>
+            <wp:docPr id="1901430052" name="Рисунок 1"/>
+            <wp:cNvGraphicFramePr>
+              <a:graphicFrameLocks xmlns:a="http://schemas.openxmlformats.org/drawingml/2006/main" noChangeAspect="1"/>
+            </wp:cNvGraphicFramePr>
+            <a:graphic xmlns:a="http://schemas.openxmlformats.org/drawingml/2006/main">
+              <a:graphicData uri="http://schemas.openxmlformats.org/drawingml/2006/picture">
+                <pic:pic xmlns:pic="http://schemas.openxmlformats.org/drawingml/2006/picture">
+                  <pic:nvPicPr>
+                    <pic:cNvPr id="1901430052" name=""/>
+                    <pic:cNvPicPr/>
+                  </pic:nvPicPr>
+                  <pic:blipFill>
+                    <a:blip r:embed="rId10"/>
+                    <a:stretch>
+                      <a:fillRect/>
+                    </a:stretch>
+                  </pic:blipFill>
+                  <pic:spPr>
+                    <a:xfrm>
+                      <a:off x="0" y="0"/>
+                      <a:ext cx="3772110" cy="1689104"/>
+                    </a:xfrm>
+                    <a:prstGeom prst="rect">
+                      <a:avLst/>
+                    </a:prstGeom>
+                  </pic:spPr>
+                </pic:pic>
+              </a:graphicData>
+            </a:graphic>
+          </wp:inline>
+        </w:drawing>
+      </w:r>
+    </w:p>
+    <w:p>
+      <w:pPr>
+        <w:ind w:firstLine="0"/>
+        <w:jc w:val="center"/>
+      </w:pPr>
+      <w:r>
+        <w:t xml:space="preserve">Рисунок 3.2 – Пинг с </w:t>
+      </w:r>
+      <w:r>
+        <w:rPr>
+          <w:lang w:val="en-US"/>
+        </w:rPr>
+        <w:t>PC</w:t>
+      </w:r>
+      <w:r>
+        <w:t xml:space="preserve">2 </w:t>
+      </w:r>
+      <w:r>
+        <w:t xml:space="preserve">на </w:t>
+      </w:r>
+      <w:r>
+        <w:rPr>
+          <w:lang w:val="en-US"/>
+        </w:rPr>
+        <w:t>Server</w:t>
+      </w:r>
+      <w:r>
+        <w:t xml:space="preserve"> (без </w:t>
+      </w:r>
+      <w:r>
+        <w:rPr>
+          <w:lang w:val="en-US"/>
+        </w:rPr>
+        <w:t>ACL</w:t>
+      </w:r>
+      <w:r>
+        <w:t>)</w:t>
+      </w:r>
+    </w:p>
+    <w:p/>
+    <w:p>
+      <w:r>
+        <w:t>Н</w:t>
+      </w:r>
+      <w:r>
+        <w:t>еобходимо, чтобы доступ к серверу имел только администратор. Для этого на маршрутизаторе был создан список доступа, в котором разрешается передавать на серверный VLAN все пакеты от подсети администратора.</w:t>
+      </w:r>
+      <w:r>
+        <w:t xml:space="preserve"> Список был применён в качестве настроек для выходного подинтерфейса </w:t>
+      </w:r>
+      <w:r>
+        <w:rPr>
+          <w:lang w:val="en-US"/>
+        </w:rPr>
+        <w:t>Fa</w:t>
+      </w:r>
+      <w:r>
+        <w:t>0/0.3</w:t>
+      </w:r>
+      <w:r>
+        <w:t xml:space="preserve">, обеспечивающему доступ к серверу. </w:t>
+      </w:r>
+    </w:p>
+    <w:p/>
+    <w:p>
+      <w:pPr>
+        <w:pStyle w:val="af"/>
+        <w:rPr>
+          <w:lang w:val="en-US"/>
+        </w:rPr>
+      </w:pPr>
+      <w:r>
+        <w:rPr>
+          <w:lang w:val="en-US"/>
+        </w:rPr>
+        <w:t xml:space="preserve">Router(config)#access-list </w:t>
+      </w:r>
+      <w:r>
+        <w:rPr>
+          <w:b/>
+          <w:bCs/>
+          <w:lang w:val="en-US"/>
+        </w:rPr>
+        <w:t>10</w:t>
+      </w:r>
+      <w:r>
+        <w:rPr>
+          <w:lang w:val="en-US"/>
+        </w:rPr>
+        <w:t xml:space="preserve"> permit </w:t>
+      </w:r>
+      <w:r>
+        <w:rPr>
+          <w:b/>
+          <w:bCs/>
+          <w:lang w:val="en-US"/>
+        </w:rPr>
+        <w:t>host</w:t>
+      </w:r>
+      <w:r>
+        <w:rPr>
+          <w:lang w:val="en-US"/>
+        </w:rPr>
+        <w:t xml:space="preserve"> </w:t>
+      </w:r>
+      <w:r>
+        <w:rPr>
+          <w:b/>
+          <w:bCs/>
+          <w:lang w:val="en-US"/>
+        </w:rPr>
+        <w:t>172.16.0.100</w:t>
+      </w:r>
+    </w:p>
+    <w:p>
+      <w:pPr>
+        <w:pStyle w:val="af"/>
+        <w:rPr>
+          <w:lang w:val="en-US"/>
+        </w:rPr>
+      </w:pPr>
+      <w:r>
+        <w:rPr>
+          <w:lang w:val="en-US"/>
+        </w:rPr>
+        <w:t>Router(config)#</w:t>
+      </w:r>
+      <w:r>
+        <w:rPr>
+          <w:b/>
+          <w:bCs/>
+          <w:lang w:val="en-US"/>
+        </w:rPr>
+        <w:t>interface fa0/0.3</w:t>
+      </w:r>
+    </w:p>
+    <w:p>
+      <w:pPr>
+        <w:pStyle w:val="af"/>
+        <w:rPr>
+          <w:lang w:val="en-US"/>
+        </w:rPr>
+      </w:pPr>
+      <w:r>
+        <w:rPr>
+          <w:lang w:val="en-US"/>
+        </w:rPr>
+        <w:t>Router(config-</w:t>
+      </w:r>
+      <w:proofErr w:type="spellStart"/>
+      <w:proofErr w:type="gramStart"/>
+      <w:r>
+        <w:rPr>
+          <w:lang w:val="en-US"/>
+        </w:rPr>
+        <w:t>subif</w:t>
+      </w:r>
+      <w:proofErr w:type="spellEnd"/>
+      <w:r>
+        <w:rPr>
+          <w:lang w:val="en-US"/>
+        </w:rPr>
+        <w:t>)#</w:t>
+      </w:r>
+      <w:proofErr w:type="gramEnd"/>
+      <w:r>
+        <w:rPr>
+          <w:lang w:val="en-US"/>
+        </w:rPr>
+        <w:t xml:space="preserve">ip access-group </w:t>
+      </w:r>
+      <w:r>
+        <w:rPr>
+          <w:b/>
+          <w:bCs/>
+          <w:lang w:val="en-US"/>
+        </w:rPr>
+        <w:t>10 out</w:t>
+      </w:r>
+    </w:p>
+    <w:p>
+      <w:pPr>
+        <w:pStyle w:val="af"/>
+      </w:pPr>
+      <w:r>
+        <w:rPr>
+          <w:lang w:val="en-US"/>
+        </w:rPr>
+        <w:t>Router</w:t>
+      </w:r>
+      <w:r>
+        <w:t>(</w:t>
+      </w:r>
+      <w:r>
+        <w:rPr>
+          <w:lang w:val="en-US"/>
+        </w:rPr>
+        <w:t>config</w:t>
+      </w:r>
+      <w:r>
+        <w:t>-</w:t>
+      </w:r>
+      <w:proofErr w:type="spellStart"/>
+      <w:proofErr w:type="gramStart"/>
+      <w:r>
+        <w:rPr>
+          <w:lang w:val="en-US"/>
+        </w:rPr>
+        <w:t>subif</w:t>
+      </w:r>
+      <w:proofErr w:type="spellEnd"/>
+      <w:r>
+        <w:t>)#</w:t>
+      </w:r>
+      <w:proofErr w:type="gramEnd"/>
+      <w:r>
+        <w:rPr>
+          <w:lang w:val="en-US"/>
+        </w:rPr>
+        <w:t>exit</w:t>
+      </w:r>
+    </w:p>
+    <w:p/>
+    <w:p>
+      <w:r>
+        <w:t xml:space="preserve">В итоге все пакеты, направленные на сервер не с администраторского </w:t>
+      </w:r>
+      <w:r>
+        <w:rPr>
+          <w:lang w:val="en-US"/>
+        </w:rPr>
+        <w:t>VLAN</w:t>
+      </w:r>
+      <w:r>
+        <w:t xml:space="preserve">, </w:t>
+      </w:r>
+      <w:r>
+        <w:t xml:space="preserve">отсекаются фильтром интерфейса маршрутизатора (рисунок 3.3). При этом пакеты с </w:t>
+      </w:r>
+      <w:r>
+        <w:rPr>
+          <w:lang w:val="en-US"/>
+        </w:rPr>
+        <w:t>IP</w:t>
+      </w:r>
+      <w:r>
+        <w:t xml:space="preserve"> </w:t>
+      </w:r>
+      <w:r>
+        <w:t>172.16.0.100 (</w:t>
+      </w:r>
+      <w:r>
+        <w:rPr>
+          <w:lang w:val="en-US"/>
+        </w:rPr>
+        <w:t>Admin</w:t>
+      </w:r>
+      <w:r>
+        <w:t xml:space="preserve">) </w:t>
+      </w:r>
+      <w:r>
+        <w:t>продолжают достигать цели (рисунок 3.4).</w:t>
+      </w:r>
+    </w:p>
+    <w:p/>
+    <w:p>
+      <w:pPr>
+        <w:ind w:firstLine="0"/>
+        <w:jc w:val="center"/>
+      </w:pPr>
+      <w:r>
+        <w:rPr>
+          <w:noProof/>
+        </w:rPr>
+        <w:drawing>
+          <wp:inline distT="0" distB="0" distL="0" distR="0" wp14:anchorId="0CC910E3" wp14:editId="72FAEA03">
+            <wp:extent cx="3902530" cy="1454150"/>
+            <wp:effectExtent l="0" t="0" r="0" b="0"/>
+            <wp:docPr id="1561623457" name="Рисунок 1"/>
+            <wp:cNvGraphicFramePr>
+              <a:graphicFrameLocks xmlns:a="http://schemas.openxmlformats.org/drawingml/2006/main" noChangeAspect="1"/>
+            </wp:cNvGraphicFramePr>
+            <a:graphic xmlns:a="http://schemas.openxmlformats.org/drawingml/2006/main">
+              <a:graphicData uri="http://schemas.openxmlformats.org/drawingml/2006/picture">
+                <pic:pic xmlns:pic="http://schemas.openxmlformats.org/drawingml/2006/picture">
+                  <pic:nvPicPr>
+                    <pic:cNvPr id="1561623457" name=""/>
+                    <pic:cNvPicPr/>
+                  </pic:nvPicPr>
+                  <pic:blipFill>
+                    <a:blip r:embed="rId11"/>
+                    <a:stretch>
+                      <a:fillRect/>
+                    </a:stretch>
+                  </pic:blipFill>
+                  <pic:spPr>
+                    <a:xfrm>
+                      <a:off x="0" y="0"/>
+                      <a:ext cx="3911350" cy="1457436"/>
+                    </a:xfrm>
+                    <a:prstGeom prst="rect">
+                      <a:avLst/>
+                    </a:prstGeom>
+                  </pic:spPr>
+                </pic:pic>
+              </a:graphicData>
+            </a:graphic>
+          </wp:inline>
+        </w:drawing>
+      </w:r>
+    </w:p>
+    <w:p>
+      <w:pPr>
+        <w:ind w:firstLine="0"/>
+        <w:jc w:val="center"/>
+      </w:pPr>
+      <w:r>
+        <w:t xml:space="preserve">Рисунок </w:t>
+      </w:r>
+      <w:r>
+        <w:t xml:space="preserve">3.3 – Пинг с </w:t>
+      </w:r>
+      <w:r>
+        <w:rPr>
+          <w:lang w:val="en-US"/>
+        </w:rPr>
+        <w:t>PC</w:t>
+      </w:r>
+      <w:r>
+        <w:t xml:space="preserve">2 </w:t>
+      </w:r>
+      <w:r>
+        <w:t xml:space="preserve">на </w:t>
+      </w:r>
+      <w:r>
+        <w:rPr>
+          <w:lang w:val="en-US"/>
+        </w:rPr>
+        <w:t>Server</w:t>
+      </w:r>
+      <w:r>
+        <w:t xml:space="preserve"> (</w:t>
+      </w:r>
+      <w:r>
+        <w:t xml:space="preserve">работа </w:t>
+      </w:r>
+      <w:r>
+        <w:rPr>
+          <w:lang w:val="en-US"/>
+        </w:rPr>
+        <w:t>ACL</w:t>
+      </w:r>
+      <w:r>
+        <w:t>)</w:t>
+      </w:r>
+    </w:p>
+    <w:p/>
+    <w:p>
+      <w:pPr>
+        <w:ind w:firstLine="0"/>
+        <w:jc w:val="center"/>
+        <w:rPr>
+          <w:lang w:val="en-US"/>
+        </w:rPr>
+      </w:pPr>
+      <w:r>
+        <w:rPr>
+          <w:noProof/>
+        </w:rPr>
+        <w:lastRenderedPageBreak/>
+        <w:drawing>
+          <wp:inline distT="0" distB="0" distL="0" distR="0" wp14:anchorId="1AB6A650" wp14:editId="328F44EF">
+            <wp:extent cx="3872712" cy="1765300"/>
+            <wp:effectExtent l="0" t="0" r="0" b="0"/>
+            <wp:docPr id="867530481" name="Рисунок 1"/>
+            <wp:cNvGraphicFramePr>
+              <a:graphicFrameLocks xmlns:a="http://schemas.openxmlformats.org/drawingml/2006/main" noChangeAspect="1"/>
+            </wp:cNvGraphicFramePr>
+            <a:graphic xmlns:a="http://schemas.openxmlformats.org/drawingml/2006/main">
+              <a:graphicData uri="http://schemas.openxmlformats.org/drawingml/2006/picture">
+                <pic:pic xmlns:pic="http://schemas.openxmlformats.org/drawingml/2006/picture">
+                  <pic:nvPicPr>
+                    <pic:cNvPr id="867530481" name=""/>
+                    <pic:cNvPicPr/>
+                  </pic:nvPicPr>
+                  <pic:blipFill>
+                    <a:blip r:embed="rId12"/>
+                    <a:stretch>
+                      <a:fillRect/>
+                    </a:stretch>
+                  </pic:blipFill>
+                  <pic:spPr>
+                    <a:xfrm>
+                      <a:off x="0" y="0"/>
+                      <a:ext cx="3877261" cy="1767373"/>
+                    </a:xfrm>
+                    <a:prstGeom prst="rect">
+                      <a:avLst/>
+                    </a:prstGeom>
+                  </pic:spPr>
+                </pic:pic>
+              </a:graphicData>
+            </a:graphic>
+          </wp:inline>
+        </w:drawing>
+      </w:r>
+    </w:p>
+    <w:p>
+      <w:pPr>
+        <w:ind w:firstLine="0"/>
+        <w:jc w:val="center"/>
+      </w:pPr>
+      <w:r>
+        <w:t xml:space="preserve">Рисунок 3.4 - </w:t>
+      </w:r>
+      <w:r>
+        <w:t>Пинг с</w:t>
+      </w:r>
+      <w:r>
+        <w:t xml:space="preserve"> </w:t>
+      </w:r>
+      <w:r>
+        <w:rPr>
+          <w:lang w:val="en-US"/>
+        </w:rPr>
+        <w:t>Admin</w:t>
+      </w:r>
+      <w:r>
+        <w:t>-</w:t>
+      </w:r>
+      <w:r>
+        <w:rPr>
+          <w:lang w:val="en-US"/>
+        </w:rPr>
+        <w:t>PC</w:t>
+      </w:r>
+      <w:r>
+        <w:t xml:space="preserve"> </w:t>
+      </w:r>
+      <w:r>
+        <w:t>на сервер</w:t>
+      </w:r>
+    </w:p>
+    <w:p>
+      <w:pPr>
+        <w:ind w:firstLine="0"/>
+        <w:jc w:val="center"/>
+      </w:pPr>
+    </w:p>
+    <w:p>
+      <w:r>
+        <w:t>Ограничение написано верно, однако необходимо дополнить его чтобы рабочие станции имели доступ к отдельным портам сервера (</w:t>
+      </w:r>
+      <w:r>
+        <w:rPr>
+          <w:lang w:val="en-US"/>
+        </w:rPr>
+        <w:t>HTTP</w:t>
+      </w:r>
+      <w:r>
+        <w:t>-</w:t>
+      </w:r>
+      <w:r>
+        <w:t>80,</w:t>
+      </w:r>
+      <w:r>
+        <w:t xml:space="preserve"> </w:t>
+      </w:r>
+      <w:r>
+        <w:rPr>
+          <w:lang w:val="en-US"/>
+        </w:rPr>
+        <w:t>FTP</w:t>
+      </w:r>
+      <w:r>
+        <w:t>-21).</w:t>
+      </w:r>
+    </w:p>
+    <w:p>
+      <w:r>
+        <w:t>Сначала</w:t>
+      </w:r>
+      <w:r>
+        <w:t xml:space="preserve"> с интерфейса </w:t>
+      </w:r>
+      <w:r>
+        <w:rPr>
+          <w:lang w:val="en-US"/>
+        </w:rPr>
+        <w:t>Fa</w:t>
+      </w:r>
+      <w:r>
+        <w:t xml:space="preserve">0/0 </w:t>
+      </w:r>
+      <w:r>
+        <w:t>был удалён текущий список доступа</w:t>
+      </w:r>
       <w:r>
         <w:t>.</w:t>
       </w:r>
     </w:p>
     <w:p/>
+    <w:p>
+      <w:pPr>
+        <w:pStyle w:val="af"/>
+        <w:rPr>
+          <w:lang w:val="en-US"/>
+        </w:rPr>
+      </w:pPr>
+      <w:r>
+        <w:rPr>
+          <w:lang w:val="en-US"/>
+        </w:rPr>
+        <w:t xml:space="preserve">Router(config)#no access-list 10 </w:t>
+      </w:r>
+      <w:r>
+        <w:rPr>
+          <w:strike/>
+          <w:lang w:val="en-US"/>
+        </w:rPr>
+        <w:t>permit host 172.16.0.100</w:t>
+      </w:r>
+    </w:p>
+    <w:p>
+      <w:pPr>
+        <w:pStyle w:val="af"/>
+        <w:rPr>
+          <w:lang w:val="en-US"/>
+        </w:rPr>
+      </w:pPr>
+      <w:r>
+        <w:rPr>
+          <w:lang w:val="en-US"/>
+        </w:rPr>
+        <w:t>Router(config)#interface fa0/0.3</w:t>
+      </w:r>
+    </w:p>
+    <w:p>
+      <w:pPr>
+        <w:pStyle w:val="af"/>
+        <w:rPr>
+          <w:lang w:val="en-US"/>
+        </w:rPr>
+      </w:pPr>
+      <w:r>
+        <w:rPr>
+          <w:lang w:val="en-US"/>
+        </w:rPr>
+        <w:t>Router(config-</w:t>
+      </w:r>
+      <w:proofErr w:type="spellStart"/>
+      <w:proofErr w:type="gramStart"/>
+      <w:r>
+        <w:rPr>
+          <w:lang w:val="en-US"/>
+        </w:rPr>
+        <w:t>subif</w:t>
+      </w:r>
+      <w:proofErr w:type="spellEnd"/>
+      <w:r>
+        <w:rPr>
+          <w:lang w:val="en-US"/>
+        </w:rPr>
+        <w:t>)#</w:t>
+      </w:r>
+      <w:proofErr w:type="gramEnd"/>
+      <w:r>
+        <w:rPr>
+          <w:lang w:val="en-US"/>
+        </w:rPr>
+        <w:t xml:space="preserve">no </w:t>
+      </w:r>
+      <w:proofErr w:type="spellStart"/>
+      <w:r>
+        <w:rPr>
+          <w:lang w:val="en-US"/>
+        </w:rPr>
+        <w:t>ip</w:t>
+      </w:r>
+      <w:proofErr w:type="spellEnd"/>
+      <w:r>
+        <w:rPr>
+          <w:lang w:val="en-US"/>
+        </w:rPr>
+        <w:t xml:space="preserve"> access-group 10 out</w:t>
+      </w:r>
+    </w:p>
+    <w:p>
+      <w:pPr>
+        <w:pStyle w:val="af"/>
+      </w:pPr>
+      <w:proofErr w:type="spellStart"/>
+      <w:r>
+        <w:t>Router</w:t>
+      </w:r>
+      <w:proofErr w:type="spellEnd"/>
+      <w:r>
+        <w:t>(</w:t>
+      </w:r>
+      <w:proofErr w:type="spellStart"/>
+      <w:r>
+        <w:t>config-</w:t>
+      </w:r>
+      <w:proofErr w:type="gramStart"/>
+      <w:r>
+        <w:t>subif</w:t>
+      </w:r>
+      <w:proofErr w:type="spellEnd"/>
+      <w:r>
+        <w:t>)#</w:t>
+      </w:r>
+      <w:proofErr w:type="gramEnd"/>
+      <w:r>
+        <w:t>exit</w:t>
+      </w:r>
+    </w:p>
+    <w:p/>
+    <w:p>
+      <w:r>
+        <w:t xml:space="preserve"> </w:t>
+      </w:r>
+      <w:r>
+        <w:t>Затем был написан новый расширенный именованный список доступа. При</w:t>
+      </w:r>
+      <w:r>
+        <w:t xml:space="preserve"> нём к серверу допускаются любые запросы </w:t>
+      </w:r>
+      <w:r>
+        <w:rPr>
+          <w:lang w:val="en-US"/>
+        </w:rPr>
+        <w:t>Admin</w:t>
+      </w:r>
+      <w:r>
+        <w:t xml:space="preserve"> (172.16.0.100), </w:t>
+      </w:r>
+      <w:r>
+        <w:t>а также запросы любых хостов на порты 80 (</w:t>
+      </w:r>
+      <w:r>
+        <w:rPr>
+          <w:lang w:val="en-US"/>
+        </w:rPr>
+        <w:t>HTTP</w:t>
+      </w:r>
+      <w:r>
+        <w:t>)</w:t>
+      </w:r>
+      <w:r>
+        <w:t>, 21</w:t>
+      </w:r>
+      <w:r>
+        <w:t xml:space="preserve"> (</w:t>
+      </w:r>
+      <w:r>
+        <w:rPr>
+          <w:lang w:val="en-US"/>
+        </w:rPr>
+        <w:t>FTP</w:t>
+      </w:r>
+      <w:r>
+        <w:t xml:space="preserve">) </w:t>
+      </w:r>
+      <w:r>
+        <w:t>и 53 (</w:t>
+      </w:r>
+      <w:r>
+        <w:rPr>
+          <w:lang w:val="en-US"/>
+        </w:rPr>
+        <w:t>DNS</w:t>
+      </w:r>
+      <w:r>
+        <w:t>).</w:t>
+      </w:r>
+    </w:p>
+    <w:p/>
+    <w:p>
+      <w:pPr>
+        <w:pStyle w:val="af"/>
+        <w:rPr>
+          <w:lang w:val="en-US"/>
+        </w:rPr>
+      </w:pPr>
+      <w:r>
+        <w:rPr>
+          <w:lang w:val="en-US"/>
+        </w:rPr>
+        <w:t xml:space="preserve">Router(config)#ip access-list </w:t>
+      </w:r>
+      <w:r>
+        <w:rPr>
+          <w:lang w:val="en-US"/>
+        </w:rPr>
+        <w:t>extended</w:t>
+      </w:r>
+      <w:r>
+        <w:rPr>
+          <w:lang w:val="en-US"/>
+        </w:rPr>
+        <w:t xml:space="preserve"> </w:t>
+      </w:r>
+      <w:r>
+        <w:rPr>
+          <w:b/>
+          <w:bCs/>
+          <w:lang w:val="en-US"/>
+        </w:rPr>
+        <w:t>Server-out</w:t>
+      </w:r>
+    </w:p>
+    <w:p>
+      <w:pPr>
+        <w:pStyle w:val="af"/>
+        <w:rPr>
+          <w:lang w:val="en-US"/>
+        </w:rPr>
+      </w:pPr>
+      <w:r>
+        <w:rPr>
+          <w:lang w:val="en-US"/>
+        </w:rPr>
+        <w:t>Router(config-</w:t>
+      </w:r>
+      <w:proofErr w:type="spellStart"/>
+      <w:r>
+        <w:rPr>
+          <w:lang w:val="en-US"/>
+        </w:rPr>
+        <w:t>ext</w:t>
+      </w:r>
+      <w:proofErr w:type="spellEnd"/>
+      <w:r>
+        <w:rPr>
+          <w:lang w:val="en-US"/>
+        </w:rPr>
+        <w:t>-</w:t>
+      </w:r>
+      <w:proofErr w:type="spellStart"/>
+      <w:proofErr w:type="gramStart"/>
+      <w:r>
+        <w:rPr>
+          <w:lang w:val="en-US"/>
+        </w:rPr>
+        <w:t>nacl</w:t>
+      </w:r>
+      <w:proofErr w:type="spellEnd"/>
+      <w:r>
+        <w:rPr>
+          <w:lang w:val="en-US"/>
+        </w:rPr>
+        <w:t>)#</w:t>
+      </w:r>
+      <w:proofErr w:type="gramEnd"/>
+      <w:r>
+        <w:rPr>
+          <w:lang w:val="en-US"/>
+        </w:rPr>
+        <w:t xml:space="preserve">permit </w:t>
+      </w:r>
+      <w:proofErr w:type="spellStart"/>
+      <w:r>
+        <w:rPr>
+          <w:lang w:val="en-US"/>
+        </w:rPr>
+        <w:t>ip</w:t>
+      </w:r>
+      <w:proofErr w:type="spellEnd"/>
+      <w:r>
+        <w:rPr>
+          <w:lang w:val="en-US"/>
+        </w:rPr>
+        <w:t xml:space="preserve"> host 172.16.0.100 host 172.16.1.2</w:t>
+      </w:r>
+    </w:p>
+    <w:p>
+      <w:pPr>
+        <w:pStyle w:val="af"/>
+        <w:rPr>
+          <w:lang w:val="en-US"/>
+        </w:rPr>
+      </w:pPr>
+      <w:r>
+        <w:rPr>
+          <w:lang w:val="en-US"/>
+        </w:rPr>
+        <w:t>Router(config-</w:t>
+      </w:r>
+      <w:proofErr w:type="spellStart"/>
+      <w:r>
+        <w:rPr>
+          <w:lang w:val="en-US"/>
+        </w:rPr>
+        <w:t>ext</w:t>
+      </w:r>
+      <w:proofErr w:type="spellEnd"/>
+      <w:r>
+        <w:rPr>
+          <w:lang w:val="en-US"/>
+        </w:rPr>
+        <w:t>-</w:t>
+      </w:r>
+      <w:proofErr w:type="spellStart"/>
+      <w:proofErr w:type="gramStart"/>
+      <w:r>
+        <w:rPr>
+          <w:lang w:val="en-US"/>
+        </w:rPr>
+        <w:t>nacl</w:t>
+      </w:r>
+      <w:proofErr w:type="spellEnd"/>
+      <w:r>
+        <w:rPr>
+          <w:lang w:val="en-US"/>
+        </w:rPr>
+        <w:t>)#</w:t>
+      </w:r>
+      <w:proofErr w:type="gramEnd"/>
+      <w:r>
+        <w:rPr>
+          <w:lang w:val="en-US"/>
+        </w:rPr>
+        <w:t xml:space="preserve">permit </w:t>
+      </w:r>
+      <w:proofErr w:type="spellStart"/>
+      <w:r>
+        <w:rPr>
+          <w:lang w:val="en-US"/>
+        </w:rPr>
+        <w:t>tcp</w:t>
+      </w:r>
+      <w:proofErr w:type="spellEnd"/>
+      <w:r>
+        <w:rPr>
+          <w:lang w:val="en-US"/>
+        </w:rPr>
+        <w:t xml:space="preserve"> any host 172.16.1.2 eq 80</w:t>
+      </w:r>
+    </w:p>
+    <w:p>
+      <w:pPr>
+        <w:pStyle w:val="af"/>
+        <w:rPr>
+          <w:lang w:val="en-US"/>
+        </w:rPr>
+      </w:pPr>
+      <w:r>
+        <w:rPr>
+          <w:lang w:val="en-US"/>
+        </w:rPr>
+        <w:t>Router(config-</w:t>
+      </w:r>
+      <w:proofErr w:type="spellStart"/>
+      <w:r>
+        <w:rPr>
+          <w:lang w:val="en-US"/>
+        </w:rPr>
+        <w:t>ext</w:t>
+      </w:r>
+      <w:proofErr w:type="spellEnd"/>
+      <w:r>
+        <w:rPr>
+          <w:lang w:val="en-US"/>
+        </w:rPr>
+        <w:t>-</w:t>
+      </w:r>
+      <w:proofErr w:type="spellStart"/>
+      <w:proofErr w:type="gramStart"/>
+      <w:r>
+        <w:rPr>
+          <w:lang w:val="en-US"/>
+        </w:rPr>
+        <w:t>nacl</w:t>
+      </w:r>
+      <w:proofErr w:type="spellEnd"/>
+      <w:r>
+        <w:rPr>
+          <w:lang w:val="en-US"/>
+        </w:rPr>
+        <w:t>)#</w:t>
+      </w:r>
+      <w:proofErr w:type="gramEnd"/>
+      <w:r>
+        <w:rPr>
+          <w:lang w:val="en-US"/>
+        </w:rPr>
+        <w:t xml:space="preserve">permit </w:t>
+      </w:r>
+      <w:proofErr w:type="spellStart"/>
+      <w:r>
+        <w:rPr>
+          <w:lang w:val="en-US"/>
+        </w:rPr>
+        <w:t>tcp</w:t>
+      </w:r>
+      <w:proofErr w:type="spellEnd"/>
+      <w:r>
+        <w:rPr>
+          <w:lang w:val="en-US"/>
+        </w:rPr>
+        <w:t xml:space="preserve"> any host 172.16.1.2 eq 21</w:t>
+      </w:r>
+    </w:p>
+    <w:p>
+      <w:pPr>
+        <w:pStyle w:val="af"/>
+        <w:rPr>
+          <w:lang w:val="en-US"/>
+        </w:rPr>
+      </w:pPr>
+      <w:r>
+        <w:rPr>
+          <w:lang w:val="en-US"/>
+        </w:rPr>
+        <w:t>Router(config-</w:t>
+      </w:r>
+      <w:proofErr w:type="spellStart"/>
+      <w:r>
+        <w:rPr>
+          <w:lang w:val="en-US"/>
+        </w:rPr>
+        <w:t>ext</w:t>
+      </w:r>
+      <w:proofErr w:type="spellEnd"/>
+      <w:r>
+        <w:rPr>
+          <w:lang w:val="en-US"/>
+        </w:rPr>
+        <w:t>-</w:t>
+      </w:r>
+      <w:proofErr w:type="spellStart"/>
+      <w:proofErr w:type="gramStart"/>
+      <w:r>
+        <w:rPr>
+          <w:lang w:val="en-US"/>
+        </w:rPr>
+        <w:t>nacl</w:t>
+      </w:r>
+      <w:proofErr w:type="spellEnd"/>
+      <w:r>
+        <w:rPr>
+          <w:lang w:val="en-US"/>
+        </w:rPr>
+        <w:t>)#</w:t>
+      </w:r>
+      <w:proofErr w:type="gramEnd"/>
+      <w:r>
+        <w:rPr>
+          <w:lang w:val="en-US"/>
+        </w:rPr>
+        <w:t xml:space="preserve">permit </w:t>
+      </w:r>
+      <w:proofErr w:type="spellStart"/>
+      <w:r>
+        <w:rPr>
+          <w:lang w:val="en-US"/>
+        </w:rPr>
+        <w:t>tcp</w:t>
+      </w:r>
+      <w:proofErr w:type="spellEnd"/>
+      <w:r>
+        <w:rPr>
+          <w:lang w:val="en-US"/>
+        </w:rPr>
+        <w:t xml:space="preserve"> any host 172.16.1.2 eq 53</w:t>
+      </w:r>
+    </w:p>
+    <w:p>
+      <w:pPr>
+        <w:pStyle w:val="af"/>
+        <w:rPr>
+          <w:lang w:val="en-US"/>
+        </w:rPr>
+      </w:pPr>
+      <w:r>
+        <w:rPr>
+          <w:lang w:val="en-US"/>
+        </w:rPr>
+        <w:t>Router(config-</w:t>
+      </w:r>
+      <w:proofErr w:type="spellStart"/>
+      <w:r>
+        <w:rPr>
+          <w:lang w:val="en-US"/>
+        </w:rPr>
+        <w:t>ext</w:t>
+      </w:r>
+      <w:proofErr w:type="spellEnd"/>
+      <w:r>
+        <w:rPr>
+          <w:lang w:val="en-US"/>
+        </w:rPr>
+        <w:t>-</w:t>
+      </w:r>
+      <w:proofErr w:type="spellStart"/>
+      <w:proofErr w:type="gramStart"/>
+      <w:r>
+        <w:rPr>
+          <w:lang w:val="en-US"/>
+        </w:rPr>
+        <w:t>nacl</w:t>
+      </w:r>
+      <w:proofErr w:type="spellEnd"/>
+      <w:r>
+        <w:rPr>
+          <w:lang w:val="en-US"/>
+        </w:rPr>
+        <w:t>)#</w:t>
+      </w:r>
+      <w:proofErr w:type="gramEnd"/>
+      <w:r>
+        <w:rPr>
+          <w:lang w:val="en-US"/>
+        </w:rPr>
+        <w:t>exit</w:t>
+      </w:r>
+    </w:p>
+    <w:p>
+      <w:pPr>
+        <w:pStyle w:val="af"/>
+        <w:rPr>
+          <w:lang w:val="en-US"/>
+        </w:rPr>
+      </w:pPr>
+    </w:p>
+    <w:p>
+      <w:pPr>
+        <w:pStyle w:val="af"/>
+        <w:rPr>
+          <w:lang w:val="en-US"/>
+        </w:rPr>
+      </w:pPr>
+      <w:r>
+        <w:rPr>
+          <w:lang w:val="en-US"/>
+        </w:rPr>
+        <w:t>Router(config)#interface fa0/0.3</w:t>
+      </w:r>
+    </w:p>
+    <w:p>
+      <w:pPr>
+        <w:pStyle w:val="af"/>
+        <w:rPr>
+          <w:lang w:val="en-US"/>
+        </w:rPr>
+      </w:pPr>
+      <w:r>
+        <w:rPr>
+          <w:lang w:val="en-US"/>
+        </w:rPr>
+        <w:t>Router(config-</w:t>
+      </w:r>
+      <w:proofErr w:type="spellStart"/>
+      <w:proofErr w:type="gramStart"/>
+      <w:r>
+        <w:rPr>
+          <w:lang w:val="en-US"/>
+        </w:rPr>
+        <w:t>subif</w:t>
+      </w:r>
+      <w:proofErr w:type="spellEnd"/>
+      <w:r>
+        <w:rPr>
+          <w:lang w:val="en-US"/>
+        </w:rPr>
+        <w:t>)#</w:t>
+      </w:r>
+      <w:proofErr w:type="gramEnd"/>
+      <w:r>
+        <w:rPr>
+          <w:lang w:val="en-US"/>
+        </w:rPr>
+        <w:t>ip access-group Server-out out</w:t>
+      </w:r>
+    </w:p>
+    <w:p>
+      <w:pPr>
+        <w:pStyle w:val="af"/>
+      </w:pPr>
+      <w:r>
+        <w:rPr>
+          <w:lang w:val="en-US"/>
+        </w:rPr>
+        <w:t>Router</w:t>
+      </w:r>
+      <w:r>
+        <w:t>(</w:t>
+      </w:r>
+      <w:r>
+        <w:rPr>
+          <w:lang w:val="en-US"/>
+        </w:rPr>
+        <w:t>config</w:t>
+      </w:r>
+      <w:r>
+        <w:t>-</w:t>
+      </w:r>
+      <w:proofErr w:type="spellStart"/>
+      <w:proofErr w:type="gramStart"/>
+      <w:r>
+        <w:rPr>
+          <w:lang w:val="en-US"/>
+        </w:rPr>
+        <w:t>subif</w:t>
+      </w:r>
+      <w:proofErr w:type="spellEnd"/>
+      <w:r>
+        <w:t>)#</w:t>
+      </w:r>
+      <w:proofErr w:type="gramEnd"/>
+      <w:r>
+        <w:rPr>
+          <w:lang w:val="en-US"/>
+        </w:rPr>
+        <w:t>exit</w:t>
+      </w:r>
+    </w:p>
+    <w:p>
+      <w:pPr>
+        <w:ind w:firstLine="0"/>
+      </w:pPr>
+    </w:p>
+    <w:p>
+      <w:r>
+        <w:t xml:space="preserve">Наконец, был выполнен ряд проверок пингованием. </w:t>
+      </w:r>
+      <w:r>
+        <w:t>Администратору по-прежнему доступен сервер, это условие осталось неизменным</w:t>
+      </w:r>
+      <w:r>
+        <w:t xml:space="preserve">. </w:t>
+      </w:r>
+      <w:r>
+        <w:t>Запросы рабочих станций при стандартном пинговании всё также отклоняются.</w:t>
+      </w:r>
+    </w:p>
+    <w:p>
+      <w:r>
+        <w:t xml:space="preserve">Изменения видны при попытке подключится с ПК к серверу по одному из разрешённых протоколов. Так, при </w:t>
+      </w:r>
+      <w:r>
+        <w:t xml:space="preserve">выборе </w:t>
+      </w:r>
+      <w:r>
+        <w:t>протокол</w:t>
+      </w:r>
+      <w:r>
+        <w:t>а</w:t>
+      </w:r>
+      <w:r>
+        <w:t xml:space="preserve"> </w:t>
+      </w:r>
+      <w:r>
+        <w:rPr>
+          <w:lang w:val="en-US"/>
+        </w:rPr>
+        <w:t>FTP</w:t>
+      </w:r>
+      <w:r>
+        <w:t xml:space="preserve">, </w:t>
+      </w:r>
+      <w:r>
+        <w:t xml:space="preserve">сервер отвечает </w:t>
+      </w:r>
+      <w:r>
+        <w:lastRenderedPageBreak/>
+        <w:t>приветств</w:t>
+      </w:r>
+      <w:r>
+        <w:t>енным кодом 220</w:t>
+      </w:r>
+      <w:r>
+        <w:t xml:space="preserve"> </w:t>
+      </w:r>
+      <w:r>
+        <w:t>и просьбой войти в аккаунт (рисунок 3.5). Поскольку аккаунта нет, авторизация не удалась.</w:t>
+      </w:r>
+    </w:p>
+    <w:p/>
+    <w:p>
+      <w:pPr>
+        <w:ind w:firstLine="0"/>
+        <w:jc w:val="center"/>
+      </w:pPr>
+      <w:r>
+        <w:rPr>
+          <w:noProof/>
+        </w:rPr>
+        <w:drawing>
+          <wp:inline distT="0" distB="0" distL="0" distR="0" wp14:anchorId="34C5CE7A" wp14:editId="05D64B96">
+            <wp:extent cx="3035300" cy="1114861"/>
+            <wp:effectExtent l="0" t="0" r="0" b="0"/>
+            <wp:docPr id="671380758" name="Рисунок 1"/>
+            <wp:cNvGraphicFramePr>
+              <a:graphicFrameLocks xmlns:a="http://schemas.openxmlformats.org/drawingml/2006/main" noChangeAspect="1"/>
+            </wp:cNvGraphicFramePr>
+            <a:graphic xmlns:a="http://schemas.openxmlformats.org/drawingml/2006/main">
+              <a:graphicData uri="http://schemas.openxmlformats.org/drawingml/2006/picture">
+                <pic:pic xmlns:pic="http://schemas.openxmlformats.org/drawingml/2006/picture">
+                  <pic:nvPicPr>
+                    <pic:cNvPr id="671380758" name=""/>
+                    <pic:cNvPicPr/>
+                  </pic:nvPicPr>
+                  <pic:blipFill>
+                    <a:blip r:embed="rId13"/>
+                    <a:stretch>
+                      <a:fillRect/>
+                    </a:stretch>
+                  </pic:blipFill>
+                  <pic:spPr>
+                    <a:xfrm>
+                      <a:off x="0" y="0"/>
+                      <a:ext cx="3053341" cy="1121488"/>
+                    </a:xfrm>
+                    <a:prstGeom prst="rect">
+                      <a:avLst/>
+                    </a:prstGeom>
+                  </pic:spPr>
+                </pic:pic>
+              </a:graphicData>
+            </a:graphic>
+          </wp:inline>
+        </w:drawing>
+      </w:r>
+    </w:p>
+    <w:p>
+      <w:pPr>
+        <w:ind w:firstLine="0"/>
+        <w:jc w:val="center"/>
+      </w:pPr>
+      <w:r>
+        <w:t xml:space="preserve">Рисунок 3.5 – Соединение с </w:t>
+      </w:r>
+      <w:r>
+        <w:rPr>
+          <w:lang w:val="en-US"/>
+        </w:rPr>
+        <w:t>PC</w:t>
+      </w:r>
+      <w:r>
+        <w:t xml:space="preserve">2 </w:t>
+      </w:r>
+      <w:r>
+        <w:t xml:space="preserve">на </w:t>
+      </w:r>
+      <w:r>
+        <w:rPr>
+          <w:lang w:val="en-US"/>
+        </w:rPr>
+        <w:t>Server</w:t>
+      </w:r>
+      <w:r>
+        <w:t xml:space="preserve"> </w:t>
+      </w:r>
+      <w:r>
+        <w:t xml:space="preserve">по </w:t>
+      </w:r>
+      <w:r>
+        <w:rPr>
+          <w:lang w:val="en-US"/>
+        </w:rPr>
+        <w:t>FTP</w:t>
+      </w:r>
+    </w:p>
+    <w:p>
+      <w:pPr>
+        <w:ind w:firstLine="0"/>
+      </w:pPr>
+    </w:p>
+    <w:p>
+      <w:pPr>
+        <w:ind w:firstLine="0"/>
+      </w:pPr>
+    </w:p>
     <w:p>
       <w:pPr>
         <w:pStyle w:val="1"/>
@@ -2909,12 +5220,65 @@
     </w:p>
     <w:p>
       <w:r>
-        <w:t>.</w:t>
+        <w:t>В ходе работы был</w:t>
+      </w:r>
+      <w:r>
+        <w:t xml:space="preserve">а </w:t>
+      </w:r>
+      <w:r>
+        <w:t>исследован</w:t>
+      </w:r>
+      <w:r>
+        <w:t xml:space="preserve">а реализация </w:t>
+      </w:r>
+      <w:r>
+        <w:t xml:space="preserve">контроля доступа к сетевым ресурсам </w:t>
+      </w:r>
+      <w:r>
+        <w:t>посредством</w:t>
+      </w:r>
+      <w:r>
+        <w:t xml:space="preserve"> составления списков ограничения доступа</w:t>
+      </w:r>
+      <w:r>
+        <w:t>. П</w:t>
+      </w:r>
+      <w:r>
+        <w:t>риобретены практические навыки составления стандартных</w:t>
+      </w:r>
+      <w:r>
+        <w:t>,</w:t>
+      </w:r>
+      <w:r>
+        <w:t xml:space="preserve"> расширенных </w:t>
+      </w:r>
+      <w:r>
+        <w:t xml:space="preserve">и именованных </w:t>
+      </w:r>
+      <w:r>
+        <w:t>списков доступа, а также конфигурации сетевого оборудования</w:t>
+      </w:r>
+      <w:r>
+        <w:t xml:space="preserve"> и его </w:t>
+      </w:r>
+      <w:proofErr w:type="gramStart"/>
+      <w:r>
+        <w:t xml:space="preserve">интерфейсов </w:t>
+      </w:r>
+      <w:r>
+        <w:t xml:space="preserve"> </w:t>
+      </w:r>
+      <w:r>
+        <w:t>для</w:t>
+      </w:r>
+      <w:proofErr w:type="gramEnd"/>
+      <w:r>
+        <w:t xml:space="preserve"> работы с несколькими подсетями в защищённом режиме.</w:t>
       </w:r>
     </w:p>
     <w:sectPr>
-      <w:headerReference w:type="default" r:id="rId10"/>
-      <w:headerReference w:type="first" r:id="rId11"/>
+      <w:headerReference w:type="default" r:id="rId14"/>
+      <w:headerReference w:type="first" r:id="rId15"/>
       <w:pgSz w:w="11906" w:h="16838"/>
       <w:pgMar w:top="851" w:right="567" w:bottom="851" w:left="1418" w:header="680" w:footer="680" w:gutter="0"/>
       <w:cols w:space="708"/>

--- a/7 семестр/ИСИС/ЛР 4/ИСИС ЛР 4.docx
+++ b/7 семестр/ИСИС/ЛР 4/ИСИС ЛР 4.docx
@@ -333,6 +333,9 @@
         <w:ind w:firstLine="0"/>
         <w:jc w:val="right"/>
       </w:pPr>
+      <w:r>
+        <w:t>Чернега В. С</w:t>
+      </w:r>
       <w:r>
         <w:t>.</w:t>
       </w:r>
@@ -1514,14 +1517,13 @@
         <w:tc>
           <w:tcPr>
             <w:tcW w:w="1688" w:type="dxa"/>
+            <w:vMerge w:val="restart"/>
+            <w:vAlign w:val="center"/>
           </w:tcPr>
           <w:p>
             <w:pPr>
               <w:ind w:firstLine="0"/>
               <w:jc w:val="center"/>
-              <w:rPr>
-                <w:lang w:val="en-US"/>
-              </w:rPr>
             </w:pPr>
             <w:r>
               <w:rPr>
@@ -1634,21 +1636,15 @@
         <w:tc>
           <w:tcPr>
             <w:tcW w:w="1688" w:type="dxa"/>
+            <w:vMerge/>
           </w:tcPr>
           <w:p>
             <w:pPr>
-              <w:ind w:firstLine="0"/>
               <w:jc w:val="center"/>
               <w:rPr>
                 <w:lang w:val="en-US"/>
               </w:rPr>
             </w:pPr>
-            <w:r>
-              <w:rPr>
-                <w:lang w:val="en-US"/>
-              </w:rPr>
-              <w:t>-</w:t>
-            </w:r>
           </w:p>
         </w:tc>
         <w:tc>
@@ -1753,6 +1749,7 @@
         <w:tc>
           <w:tcPr>
             <w:tcW w:w="1688" w:type="dxa"/>
+            <w:vMerge/>
           </w:tcPr>
           <w:p>
             <w:pPr>
@@ -1762,12 +1759,6 @@
                 <w:lang w:val="en-US"/>
               </w:rPr>
             </w:pPr>
-            <w:r>
-              <w:rPr>
-                <w:lang w:val="en-US"/>
-              </w:rPr>
-              <w:t>-</w:t>
-            </w:r>
           </w:p>
         </w:tc>
         <w:tc>
@@ -4369,12 +4360,7 @@
         <w:t>на сервер</w:t>
       </w:r>
     </w:p>
-    <w:p>
-      <w:pPr>
-        <w:ind w:firstLine="0"/>
-        <w:jc w:val="center"/>
-      </w:pPr>
-    </w:p>
+    <w:p/>
     <w:p>
       <w:r>
         <w:t>Ограничение написано верно, однако необходимо дополнить его чтобы рабочие станции имели доступ к отдельным портам сервера (</w:t>
@@ -5190,16 +5176,8 @@
         <w:t>FTP</w:t>
       </w:r>
     </w:p>
-    <w:p>
-      <w:pPr>
-        <w:ind w:firstLine="0"/>
-      </w:pPr>
-    </w:p>
-    <w:p>
-      <w:pPr>
-        <w:ind w:firstLine="0"/>
-      </w:pPr>
-    </w:p>
+    <w:p/>
+    <w:p/>
     <w:p>
       <w:pPr>
         <w:pStyle w:val="1"/>
@@ -5213,11 +5191,7 @@
         <w:t>ВЫВОД</w:t>
       </w:r>
     </w:p>
-    <w:p>
-      <w:pPr>
-        <w:pStyle w:val="Default"/>
-      </w:pPr>
-    </w:p>
+    <w:p/>
     <w:p>
       <w:r>
         <w:t>В ходе работы был</w:t>
@@ -5261,17 +5235,12 @@
       <w:r>
         <w:t xml:space="preserve"> и его </w:t>
       </w:r>
-      <w:proofErr w:type="gramStart"/>
       <w:r>
         <w:t xml:space="preserve">интерфейсов </w:t>
       </w:r>
       <w:r>
-        <w:t xml:space="preserve"> </w:t>
-      </w:r>
-      <w:r>
         <w:t>для</w:t>
       </w:r>
-      <w:proofErr w:type="gramEnd"/>
       <w:r>
         <w:t xml:space="preserve"> работы с несколькими подсетями в защищённом режиме.</w:t>
       </w:r>
